--- a/LAB_I/PTW-LI-250A-kucharczyk-wojciech.docx
+++ b/LAB_I/PTW-LI-250A-kucharczyk-wojciech.docx
@@ -4,7 +4,7 @@
   <w:body>
     <w:tbl>
       <w:tblPr>
-        <w:tblStyle w:val="Tabela-Siatka"/>
+        <w:tblStyle w:val="TableGrid"/>
         <w:tblW w:w="0" w:type="auto"/>
         <w:tblBorders>
           <w:top w:val="single" w:sz="4" w:space="0" w:color="D9D9D9" w:themeColor="background1" w:themeShade="D9"/>
@@ -34,61 +34,21 @@
           </w:tcPr>
           <w:p>
             <w:pPr>
-              <w:jc w:val="center"/>
-              <w:rPr>
-                <w:b/>
-                <w:bCs/>
-                <w:lang w:val="pl-PL"/>
-              </w:rPr>
+              <w:pStyle w:val="block-code"/>
             </w:pPr>
             <w:r>
-              <w:rPr>
-                <w:b/>
-                <w:bCs/>
-                <w:sz w:val="72"/>
-                <w:szCs w:val="72"/>
-                <w:lang w:val="pl-PL"/>
-              </w:rPr>
               <w:fldChar w:fldCharType="begin"/>
             </w:r>
             <w:r>
-              <w:rPr>
-                <w:b/>
-                <w:bCs/>
-                <w:sz w:val="72"/>
-                <w:szCs w:val="72"/>
-                <w:lang w:val="pl-PL"/>
-              </w:rPr>
               <w:instrText xml:space="preserve"> DOCPROPERTY  "Kod kursu"  \* MERGEFORMAT </w:instrText>
             </w:r>
             <w:r>
-              <w:rPr>
-                <w:b/>
-                <w:bCs/>
-                <w:sz w:val="72"/>
-                <w:szCs w:val="72"/>
-                <w:lang w:val="pl-PL"/>
-              </w:rPr>
               <w:fldChar w:fldCharType="separate"/>
             </w:r>
             <w:r>
-              <w:rPr>
-                <w:b/>
-                <w:bCs/>
-                <w:sz w:val="72"/>
-                <w:szCs w:val="72"/>
-                <w:lang w:val="pl-PL"/>
-              </w:rPr>
               <w:t>PTW</w:t>
             </w:r>
             <w:r>
-              <w:rPr>
-                <w:b/>
-                <w:bCs/>
-                <w:sz w:val="72"/>
-                <w:szCs w:val="72"/>
-                <w:lang w:val="pl-PL"/>
-              </w:rPr>
               <w:fldChar w:fldCharType="end"/>
             </w:r>
           </w:p>
@@ -138,7 +98,7 @@
                 <w:szCs w:val="28"/>
                 <w:lang w:val="pl-PL"/>
               </w:rPr>
-              <w:t>Nazwisko</w:t>
+              <w:t>Kucharczyk</w:t>
             </w:r>
             <w:r>
               <w:rPr>
@@ -186,7 +146,7 @@
                 <w:szCs w:val="28"/>
                 <w:lang w:val="pl-PL"/>
               </w:rPr>
-              <w:t>Imię</w:t>
+              <w:t>Wojciech</w:t>
             </w:r>
             <w:r>
               <w:rPr>
@@ -232,7 +192,7 @@
               <w:rPr>
                 <w:lang w:val="pl-PL"/>
               </w:rPr>
-              <w:t>00000</w:t>
+              <w:t>57780</w:t>
             </w:r>
             <w:r>
               <w:rPr>
@@ -276,7 +236,7 @@
               <w:rPr>
                 <w:lang w:val="pl-PL"/>
               </w:rPr>
-              <w:t>N</w:t>
+              <w:t>250A</w:t>
             </w:r>
             <w:r>
               <w:rPr>
@@ -506,7 +466,7 @@
     </w:tbl>
     <w:p>
       <w:pPr>
-        <w:pStyle w:val="Tytu"/>
+        <w:pStyle w:val="Title"/>
         <w:rPr>
           <w:lang w:val="pl-PL"/>
         </w:rPr>
@@ -517,7 +477,6 @@
         </w:rPr>
         <w:t>Server-</w:t>
       </w:r>
-      <w:proofErr w:type="spellStart"/>
       <w:r>
         <w:rPr>
           <w:lang w:val="pl-PL"/>
@@ -528,14 +487,7 @@
         <w:rPr>
           <w:lang w:val="pl-PL"/>
         </w:rPr>
-        <w:t>ide</w:t>
-      </w:r>
-      <w:proofErr w:type="spellEnd"/>
-      <w:r>
-        <w:rPr>
-          <w:lang w:val="pl-PL"/>
-        </w:rPr>
-        <w:t xml:space="preserve"> </w:t>
+        <w:t xml:space="preserve">ide </w:t>
       </w:r>
       <w:r>
         <w:rPr>
@@ -558,7 +510,7 @@
     </w:p>
     <w:p>
       <w:pPr>
-        <w:pStyle w:val="Nagwek1"/>
+        <w:pStyle w:val="Heading1"/>
         <w:rPr>
           <w:lang w:val="pl-PL"/>
         </w:rPr>
@@ -574,7 +526,7 @@
     </w:p>
     <w:p>
       <w:pPr>
-        <w:pStyle w:val="Spistreci1"/>
+        <w:pStyle w:val="TOC1"/>
         <w:tabs>
           <w:tab w:val="right" w:leader="dot" w:pos="10456"/>
         </w:tabs>
@@ -607,7 +559,7 @@
       <w:hyperlink w:anchor="_Toc229606229" w:history="1">
         <w:r>
           <w:rPr>
-            <w:rStyle w:val="Hipercze"/>
+            <w:rStyle w:val="Hyperlink"/>
             <w:noProof/>
             <w:lang w:val="pl-PL"/>
           </w:rPr>
@@ -665,7 +617,7 @@
     </w:p>
     <w:p>
       <w:pPr>
-        <w:pStyle w:val="Spistreci1"/>
+        <w:pStyle w:val="TOC1"/>
         <w:tabs>
           <w:tab w:val="right" w:leader="dot" w:pos="10456"/>
         </w:tabs>
@@ -680,7 +632,7 @@
       <w:hyperlink w:anchor="_Toc229606230" w:history="1">
         <w:r>
           <w:rPr>
-            <w:rStyle w:val="Hipercze"/>
+            <w:rStyle w:val="Hyperlink"/>
             <w:noProof/>
             <w:lang w:val="pl-PL"/>
           </w:rPr>
@@ -738,7 +690,7 @@
     </w:p>
     <w:p>
       <w:pPr>
-        <w:pStyle w:val="Spistreci1"/>
+        <w:pStyle w:val="TOC1"/>
         <w:tabs>
           <w:tab w:val="right" w:leader="dot" w:pos="10456"/>
         </w:tabs>
@@ -753,7 +705,7 @@
       <w:hyperlink w:anchor="_Toc229606231" w:history="1">
         <w:r>
           <w:rPr>
-            <w:rStyle w:val="Hipercze"/>
+            <w:rStyle w:val="Hyperlink"/>
             <w:noProof/>
             <w:lang w:val="pl-PL"/>
           </w:rPr>
@@ -811,7 +763,7 @@
     </w:p>
     <w:p>
       <w:pPr>
-        <w:pStyle w:val="Spistreci1"/>
+        <w:pStyle w:val="TOC1"/>
         <w:tabs>
           <w:tab w:val="right" w:leader="dot" w:pos="10456"/>
         </w:tabs>
@@ -826,7 +778,7 @@
       <w:hyperlink w:anchor="_Toc229606232" w:history="1">
         <w:r>
           <w:rPr>
-            <w:rStyle w:val="Hipercze"/>
+            <w:rStyle w:val="Hyperlink"/>
             <w:noProof/>
             <w:lang w:val="pl-PL"/>
           </w:rPr>
@@ -884,7 +836,7 @@
     </w:p>
     <w:p>
       <w:pPr>
-        <w:pStyle w:val="Spistreci1"/>
+        <w:pStyle w:val="TOC1"/>
         <w:tabs>
           <w:tab w:val="right" w:leader="dot" w:pos="10456"/>
         </w:tabs>
@@ -899,7 +851,7 @@
       <w:hyperlink w:anchor="_Toc229606233" w:history="1">
         <w:r>
           <w:rPr>
-            <w:rStyle w:val="Hipercze"/>
+            <w:rStyle w:val="Hyperlink"/>
             <w:noProof/>
             <w:lang w:val="pl-PL"/>
           </w:rPr>
@@ -957,7 +909,7 @@
     </w:p>
     <w:p>
       <w:pPr>
-        <w:pStyle w:val="Spistreci1"/>
+        <w:pStyle w:val="TOC1"/>
         <w:tabs>
           <w:tab w:val="right" w:leader="dot" w:pos="10456"/>
         </w:tabs>
@@ -972,7 +924,7 @@
       <w:hyperlink w:anchor="_Toc229606234" w:history="1">
         <w:r>
           <w:rPr>
-            <w:rStyle w:val="Hipercze"/>
+            <w:rStyle w:val="Hyperlink"/>
             <w:noProof/>
             <w:lang w:val="pl-PL"/>
           </w:rPr>
@@ -1030,7 +982,7 @@
     </w:p>
     <w:p>
       <w:pPr>
-        <w:pStyle w:val="Spistreci1"/>
+        <w:pStyle w:val="TOC1"/>
         <w:tabs>
           <w:tab w:val="right" w:leader="dot" w:pos="10456"/>
         </w:tabs>
@@ -1045,7 +997,7 @@
       <w:hyperlink w:anchor="_Toc229606235" w:history="1">
         <w:r>
           <w:rPr>
-            <w:rStyle w:val="Hipercze"/>
+            <w:rStyle w:val="Hyperlink"/>
             <w:noProof/>
             <w:lang w:val="pl-PL"/>
           </w:rPr>
@@ -1103,7 +1055,7 @@
     </w:p>
     <w:p>
       <w:pPr>
-        <w:pStyle w:val="Spistreci1"/>
+        <w:pStyle w:val="TOC1"/>
         <w:tabs>
           <w:tab w:val="right" w:leader="dot" w:pos="10456"/>
         </w:tabs>
@@ -1118,7 +1070,7 @@
       <w:hyperlink w:anchor="_Toc229606236" w:history="1">
         <w:r>
           <w:rPr>
-            <w:rStyle w:val="Hipercze"/>
+            <w:rStyle w:val="Hyperlink"/>
             <w:noProof/>
             <w:lang w:val="pl-PL"/>
           </w:rPr>
@@ -1176,7 +1128,7 @@
     </w:p>
     <w:p>
       <w:pPr>
-        <w:pStyle w:val="Spistreci1"/>
+        <w:pStyle w:val="TOC1"/>
         <w:tabs>
           <w:tab w:val="right" w:leader="dot" w:pos="10456"/>
         </w:tabs>
@@ -1191,7 +1143,7 @@
       <w:hyperlink w:anchor="_Toc229606237" w:history="1">
         <w:r>
           <w:rPr>
-            <w:rStyle w:val="Hipercze"/>
+            <w:rStyle w:val="Hyperlink"/>
             <w:noProof/>
             <w:lang w:val="pl-PL"/>
           </w:rPr>
@@ -1249,7 +1201,7 @@
     </w:p>
     <w:p>
       <w:pPr>
-        <w:pStyle w:val="Spistreci1"/>
+        <w:pStyle w:val="TOC1"/>
         <w:tabs>
           <w:tab w:val="right" w:leader="dot" w:pos="10456"/>
         </w:tabs>
@@ -1264,7 +1216,7 @@
       <w:hyperlink w:anchor="_Toc229606238" w:history="1">
         <w:r>
           <w:rPr>
-            <w:rStyle w:val="Hipercze"/>
+            <w:rStyle w:val="Hyperlink"/>
             <w:noProof/>
             <w:lang w:val="pl-PL"/>
           </w:rPr>
@@ -1322,7 +1274,7 @@
     </w:p>
     <w:p>
       <w:pPr>
-        <w:pStyle w:val="Spistreci1"/>
+        <w:pStyle w:val="TOC1"/>
         <w:tabs>
           <w:tab w:val="right" w:leader="dot" w:pos="10456"/>
         </w:tabs>
@@ -1337,7 +1289,7 @@
       <w:hyperlink w:anchor="_Toc229606239" w:history="1">
         <w:r>
           <w:rPr>
-            <w:rStyle w:val="Hipercze"/>
+            <w:rStyle w:val="Hyperlink"/>
             <w:noProof/>
             <w:lang w:val="pl-PL"/>
           </w:rPr>
@@ -1395,7 +1347,7 @@
     </w:p>
     <w:p>
       <w:pPr>
-        <w:pStyle w:val="Spistreci1"/>
+        <w:pStyle w:val="TOC1"/>
         <w:tabs>
           <w:tab w:val="right" w:leader="dot" w:pos="10456"/>
         </w:tabs>
@@ -1410,7 +1362,7 @@
       <w:hyperlink w:anchor="_Toc229606240" w:history="1">
         <w:r>
           <w:rPr>
-            <w:rStyle w:val="Hipercze"/>
+            <w:rStyle w:val="Hyperlink"/>
             <w:noProof/>
             <w:lang w:val="pl-PL"/>
           </w:rPr>
@@ -1468,7 +1420,7 @@
     </w:p>
     <w:p>
       <w:pPr>
-        <w:pStyle w:val="Nagwek1"/>
+        <w:pStyle w:val="Heading1"/>
         <w:rPr>
           <w:lang w:val="pl-PL"/>
         </w:rPr>
@@ -1504,7 +1456,7 @@
     </w:p>
     <w:p>
       <w:pPr>
-        <w:pStyle w:val="Akapitzlist"/>
+        <w:pStyle w:val="ListParagraph"/>
         <w:numPr>
           <w:ilvl w:val="0"/>
           <w:numId w:val="12"/>
@@ -1517,16 +1469,8 @@
         <w:rPr>
           <w:lang w:val="pl-PL"/>
         </w:rPr>
-        <w:t xml:space="preserve">wykorzystanie menedżera pakietów </w:t>
-      </w:r>
-      <w:proofErr w:type="spellStart"/>
-      <w:r>
-        <w:rPr>
-          <w:lang w:val="pl-PL"/>
-        </w:rPr>
-        <w:t>pnpm</w:t>
-      </w:r>
-      <w:proofErr w:type="spellEnd"/>
+        <w:t>wykorzystanie menedżera pakietów pnpm</w:t>
+      </w:r>
       <w:r>
         <w:rPr>
           <w:lang w:val="pl-PL"/>
@@ -1536,7 +1480,7 @@
     </w:p>
     <w:p>
       <w:pPr>
-        <w:pStyle w:val="Akapitzlist"/>
+        <w:pStyle w:val="ListParagraph"/>
         <w:numPr>
           <w:ilvl w:val="0"/>
           <w:numId w:val="12"/>
@@ -1560,7 +1504,7 @@
     </w:p>
     <w:p>
       <w:pPr>
-        <w:pStyle w:val="Akapitzlist"/>
+        <w:pStyle w:val="ListParagraph"/>
         <w:numPr>
           <w:ilvl w:val="0"/>
           <w:numId w:val="12"/>
@@ -1584,7 +1528,7 @@
     </w:p>
     <w:p>
       <w:pPr>
-        <w:pStyle w:val="Akapitzlist"/>
+        <w:pStyle w:val="ListParagraph"/>
         <w:numPr>
           <w:ilvl w:val="0"/>
           <w:numId w:val="12"/>
@@ -1602,7 +1546,7 @@
     </w:p>
     <w:p>
       <w:pPr>
-        <w:pStyle w:val="Akapitzlist"/>
+        <w:pStyle w:val="ListParagraph"/>
         <w:numPr>
           <w:ilvl w:val="0"/>
           <w:numId w:val="12"/>
@@ -1611,19 +1555,11 @@
           <w:lang w:val="pl-PL"/>
         </w:rPr>
       </w:pPr>
-      <w:proofErr w:type="spellStart"/>
-      <w:r>
-        <w:rPr>
-          <w:lang w:val="pl-PL"/>
-        </w:rPr>
-        <w:t>portowanie</w:t>
-      </w:r>
-      <w:proofErr w:type="spellEnd"/>
-      <w:r>
-        <w:rPr>
-          <w:lang w:val="pl-PL"/>
-        </w:rPr>
-        <w:t xml:space="preserve"> aplikacji webowych CRUD pomiędzy PHP a JS</w:t>
+      <w:r>
+        <w:rPr>
+          <w:lang w:val="pl-PL"/>
+        </w:rPr>
+        <w:t>portowanie aplikacji webowych CRUD pomiędzy PHP a JS</w:t>
       </w:r>
       <w:r>
         <w:rPr>
@@ -1654,16 +1590,8 @@
         <w:rPr>
           <w:lang w:val="pl-PL"/>
         </w:rPr>
-        <w:t xml:space="preserve"> prosty </w:t>
-      </w:r>
-      <w:proofErr w:type="spellStart"/>
-      <w:r>
-        <w:rPr>
-          <w:lang w:val="pl-PL"/>
-        </w:rPr>
-        <w:t>framework</w:t>
-      </w:r>
-      <w:proofErr w:type="spellEnd"/>
+        <w:t xml:space="preserve"> prosty framework</w:t>
+      </w:r>
       <w:r>
         <w:rPr>
           <w:lang w:val="pl-PL"/>
@@ -1680,21 +1608,7 @@
         <w:rPr>
           <w:lang w:val="pl-PL"/>
         </w:rPr>
-        <w:t xml:space="preserve"> do odtworzenia funkcjonalności naiwnego </w:t>
-      </w:r>
-      <w:proofErr w:type="spellStart"/>
-      <w:r>
-        <w:rPr>
-          <w:lang w:val="pl-PL"/>
-        </w:rPr>
-        <w:t>frameworka</w:t>
-      </w:r>
-      <w:proofErr w:type="spellEnd"/>
-      <w:r>
-        <w:rPr>
-          <w:lang w:val="pl-PL"/>
-        </w:rPr>
-        <w:t xml:space="preserve"> z poprzedniego laboratorium</w:t>
+        <w:t xml:space="preserve"> do odtworzenia funkcjonalności naiwnego frameworka z poprzedniego laboratorium</w:t>
       </w:r>
       <w:r>
         <w:rPr>
@@ -1705,7 +1619,7 @@
     </w:p>
     <w:p>
       <w:pPr>
-        <w:pStyle w:val="Nagwek1"/>
+        <w:pStyle w:val="Heading1"/>
         <w:rPr>
           <w:lang w:val="pl-PL"/>
         </w:rPr>
@@ -1749,89 +1663,19 @@
         <w:rPr>
           <w:lang w:val="pl-PL"/>
         </w:rPr>
-        <w:t xml:space="preserve">w </w:t>
-      </w:r>
-      <w:proofErr w:type="spellStart"/>
-      <w:r>
-        <w:rPr>
-          <w:lang w:val="pl-PL"/>
-        </w:rPr>
-        <w:t>node</w:t>
-      </w:r>
-      <w:proofErr w:type="spellEnd"/>
-      <w:r>
-        <w:rPr>
-          <w:lang w:val="pl-PL"/>
-        </w:rPr>
-        <w:t xml:space="preserve">. </w:t>
-      </w:r>
-      <w:r>
-        <w:rPr>
-          <w:lang w:val="pl-PL"/>
-        </w:rPr>
-        <w:t xml:space="preserve">Powtórzenie zasad działania </w:t>
-      </w:r>
-      <w:proofErr w:type="spellStart"/>
-      <w:r>
-        <w:rPr>
-          <w:lang w:val="pl-PL"/>
-        </w:rPr>
-        <w:t>npm</w:t>
-      </w:r>
-      <w:proofErr w:type="spellEnd"/>
-      <w:r>
-        <w:rPr>
-          <w:lang w:val="pl-PL"/>
-        </w:rPr>
-        <w:t xml:space="preserve"> i </w:t>
-      </w:r>
-      <w:proofErr w:type="spellStart"/>
-      <w:r>
-        <w:rPr>
-          <w:lang w:val="pl-PL"/>
-        </w:rPr>
-        <w:t>pnpm</w:t>
-      </w:r>
-      <w:proofErr w:type="spellEnd"/>
-      <w:r>
-        <w:rPr>
-          <w:lang w:val="pl-PL"/>
-        </w:rPr>
-        <w:t xml:space="preserve">. </w:t>
-      </w:r>
-      <w:r>
-        <w:rPr>
-          <w:lang w:val="pl-PL"/>
-        </w:rPr>
-        <w:t xml:space="preserve">Różnice pomiędzy </w:t>
-      </w:r>
-      <w:proofErr w:type="spellStart"/>
-      <w:r>
-        <w:rPr>
-          <w:lang w:val="pl-PL"/>
-        </w:rPr>
-        <w:t>npm</w:t>
-      </w:r>
-      <w:proofErr w:type="spellEnd"/>
-      <w:r>
-        <w:rPr>
-          <w:lang w:val="pl-PL"/>
-        </w:rPr>
-        <w:t xml:space="preserve"> i </w:t>
-      </w:r>
-      <w:proofErr w:type="spellStart"/>
-      <w:r>
-        <w:rPr>
-          <w:lang w:val="pl-PL"/>
-        </w:rPr>
-        <w:t>pnpm</w:t>
-      </w:r>
-      <w:proofErr w:type="spellEnd"/>
-      <w:r>
-        <w:rPr>
-          <w:lang w:val="pl-PL"/>
-        </w:rPr>
-        <w:t>.</w:t>
+        <w:t xml:space="preserve">w node. </w:t>
+      </w:r>
+      <w:r>
+        <w:rPr>
+          <w:lang w:val="pl-PL"/>
+        </w:rPr>
+        <w:t xml:space="preserve">Powtórzenie zasad działania npm i pnpm. </w:t>
+      </w:r>
+      <w:r>
+        <w:rPr>
+          <w:lang w:val="pl-PL"/>
+        </w:rPr>
+        <w:t>Różnice pomiędzy npm i pnpm.</w:t>
       </w:r>
     </w:p>
     <w:p>
@@ -1849,7 +1693,7 @@
     </w:p>
     <w:p>
       <w:pPr>
-        <w:pStyle w:val="Nagwek1"/>
+        <w:pStyle w:val="Heading1"/>
         <w:tabs>
           <w:tab w:val="left" w:pos="2724"/>
         </w:tabs>
@@ -1948,14 +1792,12 @@
         </w:rPr>
         <w:t xml:space="preserve"> i zaktualizuj pola. Następnie uruchom ten dokument ponownie lub </w:t>
       </w:r>
-      <w:proofErr w:type="spellStart"/>
       <w:r>
         <w:rPr>
           <w:rStyle w:val="inline-code"/>
         </w:rPr>
         <w:t>Ctrl+A</w:t>
       </w:r>
-      <w:proofErr w:type="spellEnd"/>
       <w:r>
         <w:rPr>
           <w:lang w:val="pl-PL"/>
@@ -1977,7 +1819,7 @@
     </w:p>
     <w:p>
       <w:pPr>
-        <w:pStyle w:val="Nagwek1"/>
+        <w:pStyle w:val="Heading1"/>
         <w:rPr>
           <w:lang w:val="pl-PL"/>
         </w:rPr>
@@ -2109,178 +1951,123 @@
       <w:r>
         <w:t xml:space="preserve">Na tym etapie warto w ustawieniach tej karty pracy zmienić wartość niestandardowej właściwości </w:t>
       </w:r>
-      <w:proofErr w:type="spellStart"/>
       <w:r>
         <w:rPr>
           <w:rStyle w:val="inline-code"/>
         </w:rPr>
         <w:t>labsdir</w:t>
       </w:r>
-      <w:proofErr w:type="spellEnd"/>
       <w:r>
         <w:t xml:space="preserve"> oraz </w:t>
       </w:r>
-      <w:proofErr w:type="spellStart"/>
       <w:r>
         <w:rPr>
           <w:rStyle w:val="inline-code"/>
         </w:rPr>
         <w:t>labdir</w:t>
       </w:r>
-      <w:proofErr w:type="spellEnd"/>
       <w:r>
         <w:t xml:space="preserve">, po czym odświeżyć wszystkie pola w dokumencie </w:t>
       </w:r>
-      <w:proofErr w:type="spellStart"/>
       <w:r>
         <w:rPr>
           <w:rStyle w:val="inline-code"/>
         </w:rPr>
-        <w:t>Ctrl+A</w:t>
-      </w:r>
-      <w:proofErr w:type="spellEnd"/>
+        <w:t>Ctrl+A, F9</w:t>
+      </w:r>
+      <w:r>
+        <w:t>.</w:t>
+      </w:r>
+    </w:p>
+    <w:p>
+      <w:pPr>
+        <w:pStyle w:val="Heading1"/>
+        <w:rPr>
+          <w:lang w:val="pl-PL"/>
+        </w:rPr>
+      </w:pPr>
+      <w:bookmarkStart w:id="8" w:name="_Toc229606234"/>
+      <w:r>
+        <w:rPr>
+          <w:lang w:val="pl-PL"/>
+        </w:rPr>
+        <w:t xml:space="preserve">Pobranie i uruchomienie </w:t>
+      </w:r>
+      <w:r>
+        <w:rPr>
+          <w:lang w:val="pl-PL"/>
+        </w:rPr>
+        <w:t>PNPM</w:t>
+      </w:r>
+      <w:bookmarkEnd w:id="8"/>
+    </w:p>
+    <w:p>
+      <w:pPr>
+        <w:rPr>
+          <w:lang w:val="pl-PL"/>
+        </w:rPr>
+      </w:pPr>
+      <w:r>
+        <w:rPr>
+          <w:lang w:val="pl-PL"/>
+        </w:rPr>
+        <w:t xml:space="preserve">W tym zadaniu przećwiczymy korzystanie z innego menedżera pakietów dla node – </w:t>
+      </w:r>
       <w:r>
         <w:rPr>
           <w:rStyle w:val="inline-code"/>
         </w:rPr>
-        <w:t>, F9</w:t>
-      </w:r>
-      <w:r>
-        <w:t>.</w:t>
-      </w:r>
-    </w:p>
-    <w:p>
-      <w:pPr>
-        <w:pStyle w:val="Nagwek1"/>
-        <w:rPr>
-          <w:lang w:val="pl-PL"/>
-        </w:rPr>
-      </w:pPr>
-      <w:bookmarkStart w:id="8" w:name="_Toc229606234"/>
-      <w:r>
-        <w:rPr>
-          <w:lang w:val="pl-PL"/>
-        </w:rPr>
-        <w:t xml:space="preserve">Pobranie i uruchomienie </w:t>
-      </w:r>
-      <w:r>
-        <w:rPr>
-          <w:lang w:val="pl-PL"/>
-        </w:rPr>
-        <w:t>PNPM</w:t>
-      </w:r>
-      <w:bookmarkEnd w:id="8"/>
-    </w:p>
-    <w:p>
-      <w:pPr>
-        <w:rPr>
-          <w:lang w:val="pl-PL"/>
-        </w:rPr>
-      </w:pPr>
-      <w:r>
-        <w:rPr>
-          <w:lang w:val="pl-PL"/>
-        </w:rPr>
-        <w:t xml:space="preserve">W tym zadaniu przećwiczymy korzystanie z innego menedżera pakietów dla </w:t>
-      </w:r>
-      <w:proofErr w:type="spellStart"/>
-      <w:r>
-        <w:rPr>
-          <w:lang w:val="pl-PL"/>
-        </w:rPr>
-        <w:t>node</w:t>
-      </w:r>
-      <w:proofErr w:type="spellEnd"/>
-      <w:r>
-        <w:rPr>
-          <w:lang w:val="pl-PL"/>
-        </w:rPr>
-        <w:t xml:space="preserve"> – </w:t>
-      </w:r>
-      <w:proofErr w:type="spellStart"/>
+        <w:t>pnpm</w:t>
+      </w:r>
+      <w:r>
+        <w:rPr>
+          <w:lang w:val="pl-PL"/>
+        </w:rPr>
+        <w:t xml:space="preserve">. Otwórz terminal i przejdź do katalogu repozytorium, tj. </w:t>
+      </w:r>
       <w:r>
         <w:rPr>
           <w:rStyle w:val="inline-code"/>
         </w:rPr>
-        <w:t>pnpm</w:t>
-      </w:r>
-      <w:proofErr w:type="spellEnd"/>
-      <w:r>
-        <w:rPr>
-          <w:lang w:val="pl-PL"/>
-        </w:rPr>
-        <w:t xml:space="preserve">. Otwórz terminal i przejdź do katalogu repozytorium, tj. </w:t>
+        <w:fldChar w:fldCharType="begin"/>
       </w:r>
       <w:r>
         <w:rPr>
           <w:rStyle w:val="inline-code"/>
         </w:rPr>
-        <w:fldChar w:fldCharType="begin"/>
+        <w:instrText xml:space="preserve"> DOCPROPERTY  labsdir  \* MERGEFORMAT </w:instrText>
       </w:r>
       <w:r>
         <w:rPr>
           <w:rStyle w:val="inline-code"/>
         </w:rPr>
-        <w:instrText xml:space="preserve"> DOCPROPERTY  labsdir  \* MERGEFORMAT </w:instrText>
+        <w:fldChar w:fldCharType="separate"/>
       </w:r>
       <w:r>
         <w:rPr>
           <w:rStyle w:val="inline-code"/>
         </w:rPr>
-        <w:fldChar w:fldCharType="separate"/>
+        <w:t>C:\Users\akarczmarczyk\Desktop\ptw</w:t>
       </w:r>
       <w:r>
         <w:rPr>
           <w:rStyle w:val="inline-code"/>
         </w:rPr>
-        <w:t>C:\Users\akarczmarczyk\Desktop\ptw</w:t>
-      </w:r>
-      <w:r>
-        <w:rPr>
-          <w:rStyle w:val="inline-code"/>
-        </w:rPr>
         <w:fldChar w:fldCharType="end"/>
       </w:r>
       <w:r>
         <w:rPr>
           <w:lang w:val="pl-PL"/>
         </w:rPr>
-        <w:t xml:space="preserve">. Zainstaluj </w:t>
-      </w:r>
-      <w:proofErr w:type="spellStart"/>
-      <w:r>
-        <w:rPr>
-          <w:lang w:val="pl-PL"/>
-        </w:rPr>
-        <w:t>pnpm</w:t>
-      </w:r>
-      <w:proofErr w:type="spellEnd"/>
-      <w:r>
-        <w:rPr>
-          <w:lang w:val="pl-PL"/>
-        </w:rPr>
-        <w:t xml:space="preserve"> poleceniem:</w:t>
+        <w:t>. Zainstaluj pnpm poleceniem:</w:t>
       </w:r>
     </w:p>
     <w:p>
       <w:pPr>
         <w:pStyle w:val="block-code"/>
       </w:pPr>
-      <w:proofErr w:type="spellStart"/>
-      <w:r>
-        <w:t>npm</w:t>
-      </w:r>
-      <w:proofErr w:type="spellEnd"/>
-      <w:r>
-        <w:t xml:space="preserve"> </w:t>
-      </w:r>
-      <w:proofErr w:type="spellStart"/>
-      <w:r>
-        <w:t>install</w:t>
-      </w:r>
-      <w:proofErr w:type="spellEnd"/>
-      <w:r>
-        <w:t xml:space="preserve"> -g pnpm@latest-10</w:t>
+      <w:r>
+        <w:t>npm install -g pnpm@latest-10</w:t>
       </w:r>
     </w:p>
     <w:p>
@@ -2306,13 +2093,8 @@
       <w:pPr>
         <w:pStyle w:val="block-code"/>
       </w:pPr>
-      <w:proofErr w:type="spellStart"/>
-      <w:r>
-        <w:t>pnpm</w:t>
-      </w:r>
-      <w:proofErr w:type="spellEnd"/>
-      <w:r>
-        <w:t xml:space="preserve"> -v</w:t>
+      <w:r>
+        <w:t>pnpm -v</w:t>
       </w:r>
     </w:p>
     <w:p>
@@ -2356,7 +2138,7 @@
                     <pic:cNvPicPr/>
                   </pic:nvPicPr>
                   <pic:blipFill>
-                    <a:blip r:embed="rId8"/>
+                    <a:blip r:embed="rId11"/>
                     <a:stretch>
                       <a:fillRect/>
                     </a:stretch>
@@ -2379,7 +2161,7 @@
     </w:p>
     <w:p>
       <w:pPr>
-        <w:pStyle w:val="Nagwek1"/>
+        <w:pStyle w:val="Heading1"/>
         <w:rPr>
           <w:lang w:val="pl-PL"/>
         </w:rPr>
@@ -2458,21 +2240,8 @@
       <w:pPr>
         <w:pStyle w:val="block-code"/>
       </w:pPr>
-      <w:proofErr w:type="spellStart"/>
-      <w:r>
-        <w:t>pnpm</w:t>
-      </w:r>
-      <w:proofErr w:type="spellEnd"/>
-      <w:r>
-        <w:t xml:space="preserve"> </w:t>
-      </w:r>
-      <w:proofErr w:type="spellStart"/>
-      <w:r>
-        <w:t>install</w:t>
-      </w:r>
-      <w:proofErr w:type="spellEnd"/>
-      <w:r>
-        <w:t xml:space="preserve"> express@5</w:t>
+      <w:r>
+        <w:t>pnpm install express@5</w:t>
       </w:r>
     </w:p>
     <w:p>
@@ -2516,7 +2285,7 @@
                     <pic:cNvPicPr/>
                   </pic:nvPicPr>
                   <pic:blipFill>
-                    <a:blip r:embed="rId9"/>
+                    <a:blip r:embed="rId12"/>
                     <a:stretch>
                       <a:fillRect/>
                     </a:stretch>
@@ -2547,147 +2316,128 @@
         <w:rPr>
           <w:lang w:val="pl-PL"/>
         </w:rPr>
-        <w:t xml:space="preserve">Następnie doinstaluj zależność </w:t>
+        <w:t>Następnie doinstaluj zależność prettier:</w:t>
+      </w:r>
+    </w:p>
+    <w:p>
+      <w:pPr>
+        <w:pStyle w:val="block-code"/>
+      </w:pPr>
+      <w:r>
+        <w:lastRenderedPageBreak/>
+        <w:t>pnpm install prettier@3</w:t>
+      </w:r>
+    </w:p>
+    <w:p>
+      <w:pPr>
+        <w:rPr>
+          <w:lang w:val="pl-PL"/>
+        </w:rPr>
+      </w:pPr>
+      <w:r>
+        <w:rPr>
+          <w:lang w:val="pl-PL"/>
+        </w:rPr>
+        <w:t>Następnie o</w:t>
+      </w:r>
+      <w:r>
+        <w:rPr>
+          <w:lang w:val="pl-PL"/>
+        </w:rPr>
+        <w:t xml:space="preserve">twórz katalog </w:t>
+      </w:r>
+      <w:r>
+        <w:rPr>
+          <w:rStyle w:val="inline-code"/>
+        </w:rPr>
+        <w:fldChar w:fldCharType="begin"/>
+      </w:r>
+      <w:r>
+        <w:rPr>
+          <w:rStyle w:val="inline-code"/>
+        </w:rPr>
+        <w:instrText xml:space="preserve"> DOCPROPERTY  labdir  \* MERGEFORMAT </w:instrText>
+      </w:r>
+      <w:r>
+        <w:rPr>
+          <w:rStyle w:val="inline-code"/>
+        </w:rPr>
+        <w:fldChar w:fldCharType="separate"/>
+      </w:r>
+      <w:r>
+        <w:rPr>
+          <w:rStyle w:val="inline-code"/>
+        </w:rPr>
+        <w:t>C:\Users\akarczmarczyk\Desktop\ptw\lab-i</w:t>
+      </w:r>
+      <w:r>
+        <w:rPr>
+          <w:rStyle w:val="inline-code"/>
+        </w:rPr>
+        <w:fldChar w:fldCharType="end"/>
+      </w:r>
+      <w:r>
+        <w:rPr>
+          <w:rStyle w:val="inline-code"/>
+        </w:rPr>
+        <w:t>\hello</w:t>
+      </w:r>
+      <w:r>
+        <w:rPr>
+          <w:lang w:val="pl-PL"/>
+        </w:rPr>
+        <w:t xml:space="preserve"> w PhpStorm. Utwórz plik </w:t>
+      </w:r>
+      <w:r>
+        <w:rPr>
+          <w:rStyle w:val="inline-code"/>
+        </w:rPr>
+        <w:t>hello.js</w:t>
+      </w:r>
+      <w:r>
+        <w:rPr>
+          <w:lang w:val="pl-PL"/>
+        </w:rPr>
+        <w:t xml:space="preserve"> o następującej treści</w:t>
+      </w:r>
+      <w:r>
+        <w:rPr>
+          <w:lang w:val="pl-PL"/>
+        </w:rPr>
+        <w:t xml:space="preserve"> (koniecznie wykorzystaj swój numer albumu jako numer portu)</w:t>
+      </w:r>
+      <w:r>
+        <w:rPr>
+          <w:lang w:val="pl-PL"/>
+        </w:rPr>
+        <w:t>:</w:t>
+      </w:r>
+    </w:p>
+    <w:p>
+      <w:pPr>
+        <w:pStyle w:val="block-code"/>
+        <w:rPr>
+          <w:lang w:val="en-US"/>
+        </w:rPr>
+      </w:pPr>
+      <w:r>
+        <w:rPr>
+          <w:lang w:val="en-US"/>
+        </w:rPr>
+        <w:t>import express from '</w:t>
       </w:r>
       <w:proofErr w:type="spellStart"/>
       <w:r>
         <w:rPr>
-          <w:lang w:val="pl-PL"/>
-        </w:rPr>
-        <w:t>prettier</w:t>
+          <w:lang w:val="en-US"/>
+        </w:rPr>
+        <w:t>express'</w:t>
       </w:r>
       <w:proofErr w:type="spellEnd"/>
-      <w:r>
-        <w:rPr>
-          <w:lang w:val="pl-PL"/>
-        </w:rPr>
-        <w:t>:</w:t>
-      </w:r>
     </w:p>
     <w:p>
       <w:pPr>
         <w:pStyle w:val="block-code"/>
-      </w:pPr>
-      <w:proofErr w:type="spellStart"/>
-      <w:r>
-        <w:lastRenderedPageBreak/>
-        <w:t>pnpm</w:t>
-      </w:r>
-      <w:proofErr w:type="spellEnd"/>
-      <w:r>
-        <w:t xml:space="preserve"> </w:t>
-      </w:r>
-      <w:proofErr w:type="spellStart"/>
-      <w:r>
-        <w:t>install</w:t>
-      </w:r>
-      <w:proofErr w:type="spellEnd"/>
-      <w:r>
-        <w:t xml:space="preserve"> prettier@3</w:t>
-      </w:r>
-    </w:p>
-    <w:p>
-      <w:pPr>
-        <w:rPr>
-          <w:lang w:val="pl-PL"/>
-        </w:rPr>
-      </w:pPr>
-      <w:r>
-        <w:rPr>
-          <w:lang w:val="pl-PL"/>
-        </w:rPr>
-        <w:t>Następnie o</w:t>
-      </w:r>
-      <w:r>
-        <w:rPr>
-          <w:lang w:val="pl-PL"/>
-        </w:rPr>
-        <w:t xml:space="preserve">twórz katalog </w:t>
-      </w:r>
-      <w:r>
-        <w:rPr>
-          <w:rStyle w:val="inline-code"/>
-        </w:rPr>
-        <w:fldChar w:fldCharType="begin"/>
-      </w:r>
-      <w:r>
-        <w:rPr>
-          <w:rStyle w:val="inline-code"/>
-        </w:rPr>
-        <w:instrText xml:space="preserve"> DOCPROPERTY  labdir  \* MERGEFORMAT </w:instrText>
-      </w:r>
-      <w:r>
-        <w:rPr>
-          <w:rStyle w:val="inline-code"/>
-        </w:rPr>
-        <w:fldChar w:fldCharType="separate"/>
-      </w:r>
-      <w:r>
-        <w:rPr>
-          <w:rStyle w:val="inline-code"/>
-        </w:rPr>
-        <w:t>C:\Users\akarczmarczyk\Desktop\ptw\lab-i</w:t>
-      </w:r>
-      <w:r>
-        <w:rPr>
-          <w:rStyle w:val="inline-code"/>
-        </w:rPr>
-        <w:fldChar w:fldCharType="end"/>
-      </w:r>
-      <w:r>
-        <w:rPr>
-          <w:rStyle w:val="inline-code"/>
-        </w:rPr>
-        <w:t>\hello</w:t>
-      </w:r>
-      <w:r>
-        <w:rPr>
-          <w:lang w:val="pl-PL"/>
-        </w:rPr>
-        <w:t xml:space="preserve"> w </w:t>
-      </w:r>
-      <w:proofErr w:type="spellStart"/>
-      <w:r>
-        <w:rPr>
-          <w:lang w:val="pl-PL"/>
-        </w:rPr>
-        <w:t>PhpStorm</w:t>
-      </w:r>
-      <w:proofErr w:type="spellEnd"/>
-      <w:r>
-        <w:rPr>
-          <w:lang w:val="pl-PL"/>
-        </w:rPr>
-        <w:t xml:space="preserve">. Utwórz plik </w:t>
-      </w:r>
-      <w:r>
-        <w:rPr>
-          <w:rStyle w:val="inline-code"/>
-        </w:rPr>
-        <w:t>hello.js</w:t>
-      </w:r>
-      <w:r>
-        <w:rPr>
-          <w:lang w:val="pl-PL"/>
-        </w:rPr>
-        <w:t xml:space="preserve"> o następującej treści</w:t>
-      </w:r>
-      <w:r>
-        <w:rPr>
-          <w:lang w:val="pl-PL"/>
-        </w:rPr>
-        <w:t xml:space="preserve"> (koniecznie wykorzystaj swój numer albumu jako numer portu)</w:t>
-      </w:r>
-      <w:r>
-        <w:rPr>
-          <w:lang w:val="pl-PL"/>
-        </w:rPr>
-        <w:t>:</w:t>
-      </w:r>
-    </w:p>
-    <w:p>
-      <w:pPr>
-        <w:pStyle w:val="block-code"/>
         <w:rPr>
           <w:lang w:val="en-US"/>
         </w:rPr>
@@ -2696,29 +2446,21 @@
         <w:rPr>
           <w:lang w:val="en-US"/>
         </w:rPr>
-        <w:t>import express from '</w:t>
-      </w:r>
-      <w:proofErr w:type="spellStart"/>
+        <w:t xml:space="preserve">const app = </w:t>
+      </w:r>
+      <w:proofErr w:type="gramStart"/>
       <w:r>
         <w:rPr>
           <w:lang w:val="en-US"/>
         </w:rPr>
-        <w:t>express'</w:t>
-      </w:r>
-      <w:proofErr w:type="spellEnd"/>
-    </w:p>
-    <w:p>
-      <w:pPr>
-        <w:pStyle w:val="block-code"/>
+        <w:t>express(</w:t>
+      </w:r>
+      <w:proofErr w:type="gramEnd"/>
+      <w:r>
         <w:rPr>
           <w:lang w:val="en-US"/>
         </w:rPr>
-      </w:pPr>
-      <w:r>
-        <w:rPr>
-          <w:lang w:val="en-US"/>
-        </w:rPr>
-        <w:t>const app = express()</w:t>
+        <w:t>)</w:t>
       </w:r>
     </w:p>
     <w:p>
@@ -2760,7 +2502,7 @@
           <w:highlight w:val="yellow"/>
           <w:lang w:val="en-US"/>
         </w:rPr>
-        <w:t>00000</w:t>
+        <w:t>57780</w:t>
       </w:r>
       <w:r>
         <w:rPr>
@@ -2778,6 +2520,7 @@
         </w:rPr>
       </w:pPr>
       <w:proofErr w:type="spellStart"/>
+      <w:proofErr w:type="gramStart"/>
       <w:r>
         <w:rPr>
           <w:lang w:val="en-US"/>
@@ -2789,7 +2532,28 @@
         <w:rPr>
           <w:lang w:val="en-US"/>
         </w:rPr>
-        <w:t>('/', (req, res) =&gt; {</w:t>
+        <w:t>(</w:t>
+      </w:r>
+      <w:proofErr w:type="gramEnd"/>
+      <w:r>
+        <w:rPr>
+          <w:lang w:val="en-US"/>
+        </w:rPr>
+        <w:t xml:space="preserve">'/', (req, </w:t>
+      </w:r>
+      <w:proofErr w:type="gramStart"/>
+      <w:r>
+        <w:rPr>
+          <w:lang w:val="en-US"/>
+        </w:rPr>
+        <w:t>res</w:t>
+      </w:r>
+      <w:proofErr w:type="gramEnd"/>
+      <w:r>
+        <w:rPr>
+          <w:lang w:val="en-US"/>
+        </w:rPr>
+        <w:t>) =&gt; {</w:t>
       </w:r>
     </w:p>
     <w:p>
@@ -2806,6 +2570,7 @@
         <w:t xml:space="preserve">    </w:t>
       </w:r>
       <w:proofErr w:type="spellStart"/>
+      <w:proofErr w:type="gramStart"/>
       <w:r>
         <w:rPr>
           <w:lang w:val="en-US"/>
@@ -2813,6 +2578,7 @@
         <w:t>res.send</w:t>
       </w:r>
       <w:proofErr w:type="spellEnd"/>
+      <w:proofErr w:type="gramEnd"/>
       <w:r>
         <w:rPr>
           <w:lang w:val="en-US"/>
@@ -2842,6 +2608,7 @@
         </w:rPr>
       </w:pPr>
       <w:proofErr w:type="spellStart"/>
+      <w:proofErr w:type="gramStart"/>
       <w:r>
         <w:rPr>
           <w:lang w:val="en-US"/>
@@ -2849,6 +2616,7 @@
         <w:t>app.listen</w:t>
       </w:r>
       <w:proofErr w:type="spellEnd"/>
+      <w:proofErr w:type="gramEnd"/>
       <w:r>
         <w:rPr>
           <w:lang w:val="en-US"/>
@@ -2867,7 +2635,21 @@
         <w:rPr>
           <w:lang w:val="en-US"/>
         </w:rPr>
-        <w:t xml:space="preserve">    console.log(`Hello World app listening on port ${port}`)</w:t>
+        <w:t xml:space="preserve">    </w:t>
+      </w:r>
+      <w:proofErr w:type="gramStart"/>
+      <w:r>
+        <w:rPr>
+          <w:lang w:val="en-US"/>
+        </w:rPr>
+        <w:t>console.log(</w:t>
+      </w:r>
+      <w:proofErr w:type="gramEnd"/>
+      <w:r>
+        <w:rPr>
+          <w:lang w:val="en-US"/>
+        </w:rPr>
+        <w:t>`Hello World app listening on port ${port}`)</w:t>
       </w:r>
     </w:p>
     <w:p>
@@ -2888,83 +2670,13 @@
         <w:rPr>
           <w:lang w:val="pl-PL"/>
         </w:rPr>
-        <w:t xml:space="preserve">Teraz skonfigurujemy </w:t>
-      </w:r>
-      <w:proofErr w:type="spellStart"/>
-      <w:r>
-        <w:rPr>
-          <w:lang w:val="pl-PL"/>
-        </w:rPr>
-        <w:t>Prettier</w:t>
-      </w:r>
-      <w:proofErr w:type="spellEnd"/>
-      <w:r>
-        <w:rPr>
-          <w:lang w:val="pl-PL"/>
-        </w:rPr>
-        <w:t xml:space="preserve">. </w:t>
-      </w:r>
-      <w:r>
-        <w:rPr>
-          <w:lang w:val="pl-PL"/>
-        </w:rPr>
-        <w:t xml:space="preserve">Wejdź do ustawień </w:t>
-      </w:r>
-      <w:proofErr w:type="spellStart"/>
-      <w:r>
-        <w:rPr>
-          <w:lang w:val="pl-PL"/>
-        </w:rPr>
-        <w:t>PhpStorm</w:t>
-      </w:r>
-      <w:proofErr w:type="spellEnd"/>
-      <w:r>
-        <w:rPr>
-          <w:lang w:val="pl-PL"/>
-        </w:rPr>
-        <w:t xml:space="preserve"> i w </w:t>
-      </w:r>
-      <w:proofErr w:type="spellStart"/>
-      <w:r>
-        <w:rPr>
-          <w:lang w:val="pl-PL"/>
-        </w:rPr>
-        <w:t>Languages</w:t>
-      </w:r>
-      <w:proofErr w:type="spellEnd"/>
-      <w:r>
-        <w:rPr>
-          <w:lang w:val="pl-PL"/>
-        </w:rPr>
-        <w:t xml:space="preserve"> &amp; </w:t>
-      </w:r>
-      <w:proofErr w:type="spellStart"/>
-      <w:r>
-        <w:rPr>
-          <w:lang w:val="pl-PL"/>
-        </w:rPr>
-        <w:t>Frameworks</w:t>
-      </w:r>
-      <w:proofErr w:type="spellEnd"/>
-      <w:r>
-        <w:rPr>
-          <w:lang w:val="pl-PL"/>
-        </w:rPr>
-        <w:t xml:space="preserve"> &gt; JavaScript &gt; </w:t>
-      </w:r>
-      <w:proofErr w:type="spellStart"/>
-      <w:r>
-        <w:rPr>
-          <w:lang w:val="pl-PL"/>
-        </w:rPr>
-        <w:t>Prettier</w:t>
-      </w:r>
-      <w:proofErr w:type="spellEnd"/>
-      <w:r>
-        <w:rPr>
-          <w:lang w:val="pl-PL"/>
-        </w:rPr>
-        <w:t xml:space="preserve"> wybierz konfigurację</w:t>
+        <w:t xml:space="preserve">Teraz skonfigurujemy Prettier. </w:t>
+      </w:r>
+      <w:r>
+        <w:rPr>
+          <w:lang w:val="pl-PL"/>
+        </w:rPr>
+        <w:t>Wejdź do ustawień PhpStorm i w Languages &amp; Frameworks &gt; JavaScript &gt; Prettier wybierz konfigurację</w:t>
       </w:r>
       <w:r>
         <w:rPr>
@@ -2982,49 +2694,7 @@
         <w:rPr>
           <w:lang w:val="pl-PL"/>
         </w:rPr>
-        <w:t xml:space="preserve"> i wykorzystaj skrót klawiszowy </w:t>
-      </w:r>
-      <w:proofErr w:type="spellStart"/>
-      <w:r>
-        <w:rPr>
-          <w:lang w:val="pl-PL"/>
-        </w:rPr>
-        <w:t>Ctrl</w:t>
-      </w:r>
-      <w:proofErr w:type="spellEnd"/>
-      <w:r>
-        <w:rPr>
-          <w:lang w:val="pl-PL"/>
-        </w:rPr>
-        <w:t xml:space="preserve"> + Alt + </w:t>
-      </w:r>
-      <w:proofErr w:type="spellStart"/>
-      <w:r>
-        <w:rPr>
-          <w:lang w:val="pl-PL"/>
-        </w:rPr>
-        <w:t>Shift</w:t>
-      </w:r>
-      <w:proofErr w:type="spellEnd"/>
-      <w:r>
-        <w:rPr>
-          <w:lang w:val="pl-PL"/>
-        </w:rPr>
-        <w:t xml:space="preserve"> + P. Kod powinien ulec automatycznemu </w:t>
-      </w:r>
-      <w:proofErr w:type="spellStart"/>
-      <w:r>
-        <w:rPr>
-          <w:lang w:val="pl-PL"/>
-        </w:rPr>
-        <w:t>reformatowaniu</w:t>
-      </w:r>
-      <w:proofErr w:type="spellEnd"/>
-      <w:r>
-        <w:rPr>
-          <w:lang w:val="pl-PL"/>
-        </w:rPr>
-        <w:t>.</w:t>
+        <w:t xml:space="preserve"> i wykorzystaj skrót klawiszowy Ctrl + Alt + Shift + P. Kod powinien ulec automatycznemu reformatowaniu.</w:t>
       </w:r>
     </w:p>
     <w:p>
@@ -3032,15 +2702,7 @@
         <w:pStyle w:val="Info"/>
       </w:pPr>
       <w:r>
-        <w:t xml:space="preserve">Cofnij i ponów operację kilka razy. Jakie zmiany zachodzą po wykorzystaniu </w:t>
-      </w:r>
-      <w:proofErr w:type="spellStart"/>
-      <w:r>
-        <w:t>Prettiera</w:t>
-      </w:r>
-      <w:proofErr w:type="spellEnd"/>
-      <w:r>
-        <w:t>?</w:t>
+        <w:t>Cofnij i ponów operację kilka razy. Jakie zmiany zachodzą po wykorzystaniu Prettiera?</w:t>
       </w:r>
     </w:p>
     <w:p>
@@ -3091,7 +2753,7 @@
                     <pic:cNvPicPr/>
                   </pic:nvPicPr>
                   <pic:blipFill>
-                    <a:blip r:embed="rId10"/>
+                    <a:blip r:embed="rId13"/>
                     <a:stretch>
                       <a:fillRect/>
                     </a:stretch>
@@ -3152,7 +2814,7 @@
         <w:rPr>
           <w:rStyle w:val="inline-code"/>
         </w:rPr>
-        <w:t>00000</w:t>
+        <w:t>57780</w:t>
       </w:r>
       <w:r>
         <w:rPr>
@@ -3195,7 +2857,7 @@
                     <pic:cNvPicPr/>
                   </pic:nvPicPr>
                   <pic:blipFill>
-                    <a:blip r:embed="rId11"/>
+                    <a:blip r:embed="rId14"/>
                     <a:stretch>
                       <a:fillRect/>
                     </a:stretch>
@@ -3226,21 +2888,7 @@
         <w:rPr>
           <w:lang w:val="pl-PL"/>
         </w:rPr>
-        <w:t xml:space="preserve">Przetestujemy teraz debugowanie. Ustaw pułapkę w handlerze </w:t>
-      </w:r>
-      <w:proofErr w:type="spellStart"/>
-      <w:r>
-        <w:rPr>
-          <w:lang w:val="pl-PL"/>
-        </w:rPr>
-        <w:t>route’a</w:t>
-      </w:r>
-      <w:proofErr w:type="spellEnd"/>
-      <w:r>
-        <w:rPr>
-          <w:lang w:val="pl-PL"/>
-        </w:rPr>
-        <w:t xml:space="preserve"> </w:t>
+        <w:t xml:space="preserve">Przetestujemy teraz debugowanie. Ustaw pułapkę w handlerze route’a </w:t>
       </w:r>
       <w:r>
         <w:rPr>
@@ -3282,7 +2930,7 @@
         <w:rPr>
           <w:rStyle w:val="inline-code"/>
         </w:rPr>
-        <w:t>00000</w:t>
+        <w:t>57780</w:t>
       </w:r>
       <w:r>
         <w:rPr>
@@ -3296,28 +2944,12 @@
         </w:rPr>
         <w:t xml:space="preserve">. Aplikacja powinna zatrzymać się, a panel </w:t>
       </w:r>
-      <w:proofErr w:type="spellStart"/>
       <w:r>
         <w:rPr>
           <w:rStyle w:val="inline-code"/>
         </w:rPr>
-        <w:t>Threads</w:t>
-      </w:r>
-      <w:proofErr w:type="spellEnd"/>
-      <w:r>
-        <w:rPr>
-          <w:rStyle w:val="inline-code"/>
-        </w:rPr>
-        <w:t xml:space="preserve"> &amp; </w:t>
-      </w:r>
-      <w:proofErr w:type="spellStart"/>
-      <w:r>
-        <w:rPr>
-          <w:rStyle w:val="inline-code"/>
-        </w:rPr>
-        <w:t>Variables</w:t>
-      </w:r>
-      <w:proofErr w:type="spellEnd"/>
+        <w:t>Threads &amp; Variables</w:t>
+      </w:r>
       <w:r>
         <w:rPr>
           <w:lang w:val="pl-PL"/>
@@ -3330,55 +2962,7 @@
         <w:pStyle w:val="Zadanie"/>
       </w:pPr>
       <w:r>
-        <w:t xml:space="preserve">Wstaw zrzut ekranu kodu aplikacji w </w:t>
-      </w:r>
-      <w:proofErr w:type="spellStart"/>
-      <w:r>
-        <w:t>PhpStorm</w:t>
-      </w:r>
-      <w:proofErr w:type="spellEnd"/>
-      <w:r>
-        <w:t xml:space="preserve">, z uruchomionym </w:t>
-      </w:r>
-      <w:proofErr w:type="spellStart"/>
-      <w:r>
-        <w:t>debuggerem</w:t>
-      </w:r>
-      <w:proofErr w:type="spellEnd"/>
-      <w:r>
-        <w:t xml:space="preserve">, zatrzymanym wewnątrz handlera ścieżki „/”. Upewnij się, że kod jest sformatowany </w:t>
-      </w:r>
-      <w:proofErr w:type="spellStart"/>
-      <w:r>
-        <w:t>Prettierem</w:t>
-      </w:r>
-      <w:proofErr w:type="spellEnd"/>
-      <w:r>
-        <w:t xml:space="preserve">, </w:t>
-      </w:r>
-      <w:proofErr w:type="spellStart"/>
-      <w:r>
-        <w:t>debugger</w:t>
-      </w:r>
-      <w:proofErr w:type="spellEnd"/>
-      <w:r>
-        <w:t xml:space="preserve"> faktycznie jest zatrzymany we wskazanej linii, a w panelu </w:t>
-      </w:r>
-      <w:proofErr w:type="spellStart"/>
-      <w:r>
-        <w:t>Threads</w:t>
-      </w:r>
-      <w:proofErr w:type="spellEnd"/>
-      <w:r>
-        <w:t xml:space="preserve"> &amp; </w:t>
-      </w:r>
-      <w:proofErr w:type="spellStart"/>
-      <w:r>
-        <w:t>Variables</w:t>
-      </w:r>
-      <w:proofErr w:type="spellEnd"/>
-      <w:r>
-        <w:t xml:space="preserve"> dostępne są bieżące wartości zmiennych.</w:t>
+        <w:t>Wstaw zrzut ekranu kodu aplikacji w PhpStorm, z uruchomionym debuggerem, zatrzymanym wewnątrz handlera ścieżki „/”. Upewnij się, że kod jest sformatowany Prettierem, debugger faktycznie jest zatrzymany we wskazanej linii, a w panelu Threads &amp; Variables dostępne są bieżące wartości zmiennych.</w:t>
       </w:r>
     </w:p>
     <w:p>
@@ -3392,51 +2976,36 @@
         <w:jc w:val="center"/>
       </w:pPr>
       <w:r>
-        <w:rPr>
-          <w:noProof/>
-        </w:rPr>
+        <w:lastRenderedPageBreak/>
         <w:drawing>
-          <wp:inline distT="0" distB="0" distL="0" distR="0" wp14:anchorId="5BC0BE0C" wp14:editId="0C47C215">
-            <wp:extent cx="900000" cy="900000"/>
-            <wp:effectExtent l="0" t="0" r="0" b="0"/>
-            <wp:docPr id="1437374635" name="Obraz 1437374635"/>
+          <wp:inline distT="0" distB="0" distL="0" distR="0" wp14:anchorId="51453564" wp14:editId="5CD9C41B">
+            <wp:extent cx="6645910" cy="4502785"/>
+            <wp:effectExtent l="0" t="0" r="2540" b="0"/>
+            <wp:docPr id="764180609" name="Picture 1"/>
             <wp:cNvGraphicFramePr>
-              <a:graphicFrameLocks xmlns:a="http://schemas.openxmlformats.org/drawingml/2006/main"/>
+              <a:graphicFrameLocks xmlns:a="http://schemas.openxmlformats.org/drawingml/2006/main" noChangeAspect="1"/>
             </wp:cNvGraphicFramePr>
             <a:graphic xmlns:a="http://schemas.openxmlformats.org/drawingml/2006/main">
               <a:graphicData uri="http://schemas.openxmlformats.org/drawingml/2006/picture">
                 <pic:pic xmlns:pic="http://schemas.openxmlformats.org/drawingml/2006/picture">
                   <pic:nvPicPr>
-                    <pic:cNvPr id="0" name="Picture 1"/>
-                    <pic:cNvPicPr>
-                      <a:picLocks noChangeAspect="1" noChangeArrowheads="1"/>
-                    </pic:cNvPicPr>
+                    <pic:cNvPr id="764180609" name=""/>
+                    <pic:cNvPicPr/>
                   </pic:nvPicPr>
                   <pic:blipFill>
-                    <a:blip r:embed="rId12">
-                      <a:extLst>
-                        <a:ext uri="{28A0092B-C50C-407E-A947-70E740481C1C}">
-                          <a14:useLocalDpi xmlns:a14="http://schemas.microsoft.com/office/drawing/2010/main" val="0"/>
-                        </a:ext>
-                      </a:extLst>
-                    </a:blip>
-                    <a:srcRect/>
+                    <a:blip r:embed="rId15"/>
                     <a:stretch>
                       <a:fillRect/>
                     </a:stretch>
                   </pic:blipFill>
-                  <pic:spPr bwMode="auto">
+                  <pic:spPr>
                     <a:xfrm>
                       <a:off x="0" y="0"/>
-                      <a:ext cx="900000" cy="900000"/>
+                      <a:ext cx="6645910" cy="4502785"/>
                     </a:xfrm>
                     <a:prstGeom prst="rect">
                       <a:avLst/>
                     </a:prstGeom>
-                    <a:noFill/>
-                    <a:ln>
-                      <a:noFill/>
-                    </a:ln>
                   </pic:spPr>
                 </pic:pic>
               </a:graphicData>
@@ -3452,7 +3021,7 @@
     </w:p>
     <w:tbl>
       <w:tblPr>
-        <w:tblStyle w:val="Tabela-Siatka"/>
+        <w:tblStyle w:val="TableGrid"/>
         <w:tblW w:w="5000" w:type="pct"/>
         <w:tblLook w:val="04A0" w:firstRow="1" w:lastRow="0" w:firstColumn="1" w:lastColumn="0" w:noHBand="0" w:noVBand="1"/>
       </w:tblPr>
@@ -3514,7 +3083,7 @@
     <w:p/>
     <w:p>
       <w:pPr>
-        <w:pStyle w:val="Nagwek1"/>
+        <w:pStyle w:val="Heading1"/>
         <w:rPr>
           <w:lang w:val="pl-PL"/>
         </w:rPr>
@@ -3594,21 +3163,8 @@
       <w:pPr>
         <w:pStyle w:val="block-code"/>
       </w:pPr>
-      <w:proofErr w:type="spellStart"/>
-      <w:r>
-        <w:t>pnpm</w:t>
-      </w:r>
-      <w:proofErr w:type="spellEnd"/>
-      <w:r>
-        <w:t xml:space="preserve"> </w:t>
-      </w:r>
-      <w:proofErr w:type="spellStart"/>
-      <w:r>
-        <w:t>install</w:t>
-      </w:r>
-      <w:proofErr w:type="spellEnd"/>
-      <w:r>
-        <w:t xml:space="preserve"> ejs@5</w:t>
+      <w:r>
+        <w:t>pnpm install ejs@5</w:t>
       </w:r>
     </w:p>
     <w:p>
@@ -3635,6 +3191,7 @@
           <w:noProof/>
           <w:lang w:val="pl-PL"/>
         </w:rPr>
+        <w:lastRenderedPageBreak/>
         <w:drawing>
           <wp:inline distT="0" distB="0" distL="0" distR="0" wp14:anchorId="7C8836CD" wp14:editId="1812D086">
             <wp:extent cx="6645910" cy="2493645"/>
@@ -3651,7 +3208,7 @@
                     <pic:cNvPicPr/>
                   </pic:nvPicPr>
                   <pic:blipFill>
-                    <a:blip r:embed="rId13"/>
+                    <a:blip r:embed="rId16"/>
                     <a:stretch>
                       <a:fillRect/>
                     </a:stretch>
@@ -3684,33 +3241,59 @@
         </w:rPr>
         <w:t xml:space="preserve">Następnie utwórz plik </w:t>
       </w:r>
+      <w:r>
+        <w:rPr>
+          <w:rStyle w:val="inline-code"/>
+        </w:rPr>
+        <w:t>views/hello.ejs</w:t>
+      </w:r>
+      <w:r>
+        <w:rPr>
+          <w:lang w:val="pl-PL"/>
+        </w:rPr>
+        <w:t xml:space="preserve"> o następującej treści:</w:t>
+      </w:r>
+    </w:p>
+    <w:p>
+      <w:pPr>
+        <w:pStyle w:val="block-code"/>
+        <w:rPr>
+          <w:lang w:val="en-US"/>
+        </w:rPr>
+      </w:pPr>
+      <w:r>
+        <w:rPr>
+          <w:lang w:val="en-US"/>
+        </w:rPr>
+        <w:t>&lt;!doctype html&gt;</w:t>
+      </w:r>
+    </w:p>
+    <w:p>
+      <w:pPr>
+        <w:pStyle w:val="block-code"/>
+        <w:rPr>
+          <w:lang w:val="en-US"/>
+        </w:rPr>
+      </w:pPr>
+      <w:r>
+        <w:rPr>
+          <w:lang w:val="en-US"/>
+        </w:rPr>
+        <w:t>&lt;html lang="</w:t>
+      </w:r>
       <w:proofErr w:type="spellStart"/>
       <w:r>
         <w:rPr>
-          <w:rStyle w:val="inline-code"/>
-        </w:rPr>
-        <w:t>views</w:t>
+          <w:lang w:val="en-US"/>
+        </w:rPr>
+        <w:t>en</w:t>
       </w:r>
       <w:proofErr w:type="spellEnd"/>
       <w:r>
         <w:rPr>
-          <w:rStyle w:val="inline-code"/>
-        </w:rPr>
-        <w:t>/</w:t>
-      </w:r>
-      <w:proofErr w:type="spellStart"/>
-      <w:r>
-        <w:rPr>
-          <w:rStyle w:val="inline-code"/>
-        </w:rPr>
-        <w:t>hello.ejs</w:t>
-      </w:r>
-      <w:proofErr w:type="spellEnd"/>
-      <w:r>
-        <w:rPr>
-          <w:lang w:val="pl-PL"/>
-        </w:rPr>
-        <w:t xml:space="preserve"> o następującej treści:</w:t>
+          <w:lang w:val="en-US"/>
+        </w:rPr>
+        <w:t>"&gt;</w:t>
       </w:r>
     </w:p>
     <w:p>
@@ -3724,7 +3307,7 @@
         <w:rPr>
           <w:lang w:val="en-US"/>
         </w:rPr>
-        <w:t>&lt;!doctype html&gt;</w:t>
+        <w:t>&lt;head&gt;</w:t>
       </w:r>
     </w:p>
     <w:p>
@@ -3738,21 +3321,21 @@
         <w:rPr>
           <w:lang w:val="en-US"/>
         </w:rPr>
-        <w:t>&lt;html lang="</w:t>
-      </w:r>
-      <w:proofErr w:type="spellStart"/>
-      <w:r>
+        <w:t xml:space="preserve">    &lt;meta charset="UTF-8"&gt;</w:t>
+      </w:r>
+    </w:p>
+    <w:p>
+      <w:pPr>
+        <w:pStyle w:val="block-code"/>
         <w:rPr>
           <w:lang w:val="en-US"/>
         </w:rPr>
-        <w:t>en</w:t>
-      </w:r>
-      <w:proofErr w:type="spellEnd"/>
+      </w:pPr>
       <w:r>
         <w:rPr>
           <w:lang w:val="en-US"/>
         </w:rPr>
-        <w:t>"&gt;</w:t>
+        <w:t xml:space="preserve">    &lt;meta name="viewport" content="width=device-width, initial-scale=1"&gt;</w:t>
       </w:r>
     </w:p>
     <w:p>
@@ -3766,7 +3349,7 @@
         <w:rPr>
           <w:lang w:val="en-US"/>
         </w:rPr>
-        <w:t>&lt;head&gt;</w:t>
+        <w:t xml:space="preserve">    &lt;title&gt;Hello Express and EJS&lt;/title&gt;</w:t>
       </w:r>
     </w:p>
     <w:p>
@@ -3780,7 +3363,7 @@
         <w:rPr>
           <w:lang w:val="en-US"/>
         </w:rPr>
-        <w:t xml:space="preserve">    &lt;meta charset="UTF-8"&gt;</w:t>
+        <w:t>&lt;/head&gt;</w:t>
       </w:r>
     </w:p>
     <w:p>
@@ -3794,7 +3377,7 @@
         <w:rPr>
           <w:lang w:val="en-US"/>
         </w:rPr>
-        <w:t xml:space="preserve">    &lt;meta name="viewport" content="width=device-width, initial-scale=1"&gt;</w:t>
+        <w:t>&lt;body&gt;</w:t>
       </w:r>
     </w:p>
     <w:p>
@@ -3808,7 +3391,21 @@
         <w:rPr>
           <w:lang w:val="en-US"/>
         </w:rPr>
-        <w:t xml:space="preserve">    &lt;title&gt;Hello Express and EJS&lt;/title&gt;</w:t>
+        <w:t>&lt;h1&gt;</w:t>
+      </w:r>
+      <w:proofErr w:type="gramStart"/>
+      <w:r>
+        <w:rPr>
+          <w:lang w:val="en-US"/>
+        </w:rPr>
+        <w:t>Hello!&lt;</w:t>
+      </w:r>
+      <w:proofErr w:type="gramEnd"/>
+      <w:r>
+        <w:rPr>
+          <w:lang w:val="en-US"/>
+        </w:rPr>
+        <w:t>/h1&gt;</w:t>
       </w:r>
     </w:p>
     <w:p>
@@ -3822,73 +3419,37 @@
         <w:rPr>
           <w:lang w:val="en-US"/>
         </w:rPr>
-        <w:t>&lt;/head&gt;</w:t>
+        <w:t xml:space="preserve">&lt;p&gt;Hello &lt;%= name %&gt;, how are </w:t>
+      </w:r>
+      <w:proofErr w:type="gramStart"/>
+      <w:r>
+        <w:rPr>
+          <w:lang w:val="en-US"/>
+        </w:rPr>
+        <w:t>you?&lt;</w:t>
+      </w:r>
+      <w:proofErr w:type="gramEnd"/>
+      <w:r>
+        <w:rPr>
+          <w:lang w:val="en-US"/>
+        </w:rPr>
+        <w:t>/p&gt;</w:t>
       </w:r>
     </w:p>
     <w:p>
       <w:pPr>
         <w:pStyle w:val="block-code"/>
-        <w:rPr>
-          <w:lang w:val="en-US"/>
-        </w:rPr>
-      </w:pPr>
-      <w:r>
-        <w:rPr>
-          <w:lang w:val="en-US"/>
-        </w:rPr>
-        <w:t>&lt;body&gt;</w:t>
+      </w:pPr>
+      <w:r>
+        <w:t>&lt;/body&gt;</w:t>
       </w:r>
     </w:p>
     <w:p>
       <w:pPr>
         <w:pStyle w:val="block-code"/>
-        <w:rPr>
-          <w:lang w:val="en-US"/>
-        </w:rPr>
-      </w:pPr>
-      <w:r>
-        <w:rPr>
-          <w:lang w:val="en-US"/>
-        </w:rPr>
-        <w:t>&lt;h1&gt;Hello!&lt;/h1&gt;</w:t>
-      </w:r>
-    </w:p>
-    <w:p>
-      <w:pPr>
-        <w:pStyle w:val="block-code"/>
-        <w:rPr>
-          <w:lang w:val="en-US"/>
-        </w:rPr>
-      </w:pPr>
-      <w:r>
-        <w:rPr>
-          <w:lang w:val="en-US"/>
-        </w:rPr>
-        <w:t>&lt;p&gt;Hello &lt;%= name %&gt;, how are you?&lt;/p&gt;</w:t>
-      </w:r>
-    </w:p>
-    <w:p>
-      <w:pPr>
-        <w:pStyle w:val="block-code"/>
-      </w:pPr>
-      <w:r>
-        <w:t>&lt;/body&gt;</w:t>
-      </w:r>
-    </w:p>
-    <w:p>
-      <w:pPr>
-        <w:pStyle w:val="block-code"/>
-      </w:pPr>
-      <w:r>
-        <w:t>&lt;/</w:t>
-      </w:r>
-      <w:proofErr w:type="spellStart"/>
-      <w:r>
-        <w:t>html</w:t>
-      </w:r>
-      <w:proofErr w:type="spellEnd"/>
-      <w:r>
-        <w:t>&gt;</w:t>
+      </w:pPr>
+      <w:r>
+        <w:t>&lt;/html&gt;</w:t>
       </w:r>
     </w:p>
     <w:p>
@@ -3925,7 +3486,7 @@
         <w:rPr>
           <w:lang w:val="pl-PL"/>
         </w:rPr>
-        <w:t>00000</w:t>
+        <w:t>57780</w:t>
       </w:r>
       <w:r>
         <w:rPr>
@@ -3961,7 +3522,7 @@
         <w:rPr>
           <w:lang w:val="pl-PL"/>
         </w:rPr>
-        <w:t>Imię</w:t>
+        <w:t>Wojciech</w:t>
       </w:r>
       <w:r>
         <w:rPr>
@@ -3988,7 +3549,6 @@
           <w:noProof/>
           <w:lang w:val="pl-PL"/>
         </w:rPr>
-        <w:lastRenderedPageBreak/>
         <w:drawing>
           <wp:inline distT="0" distB="0" distL="0" distR="0" wp14:anchorId="19CE0398" wp14:editId="15C2C1E1">
             <wp:extent cx="2707640" cy="1441260"/>
@@ -4005,7 +3565,7 @@
                     <pic:cNvPicPr/>
                   </pic:nvPicPr>
                   <pic:blipFill>
-                    <a:blip r:embed="rId14"/>
+                    <a:blip r:embed="rId17"/>
                     <a:stretch>
                       <a:fillRect/>
                     </a:stretch>
@@ -4045,51 +3605,36 @@
         <w:jc w:val="center"/>
       </w:pPr>
       <w:r>
-        <w:rPr>
-          <w:noProof/>
-        </w:rPr>
+        <w:lastRenderedPageBreak/>
         <w:drawing>
-          <wp:inline distT="0" distB="0" distL="0" distR="0" wp14:anchorId="19A425CF" wp14:editId="494B3C8F">
-            <wp:extent cx="900000" cy="900000"/>
-            <wp:effectExtent l="0" t="0" r="0" b="0"/>
-            <wp:docPr id="1842329376" name="Obraz 1842329376"/>
+          <wp:inline distT="0" distB="0" distL="0" distR="0" wp14:anchorId="0313F323" wp14:editId="619CFCAA">
+            <wp:extent cx="6645910" cy="3131820"/>
+            <wp:effectExtent l="0" t="0" r="2540" b="0"/>
+            <wp:docPr id="1381046233" name="Picture 1"/>
             <wp:cNvGraphicFramePr>
-              <a:graphicFrameLocks xmlns:a="http://schemas.openxmlformats.org/drawingml/2006/main"/>
+              <a:graphicFrameLocks xmlns:a="http://schemas.openxmlformats.org/drawingml/2006/main" noChangeAspect="1"/>
             </wp:cNvGraphicFramePr>
             <a:graphic xmlns:a="http://schemas.openxmlformats.org/drawingml/2006/main">
               <a:graphicData uri="http://schemas.openxmlformats.org/drawingml/2006/picture">
                 <pic:pic xmlns:pic="http://schemas.openxmlformats.org/drawingml/2006/picture">
                   <pic:nvPicPr>
-                    <pic:cNvPr id="0" name="Picture 1"/>
-                    <pic:cNvPicPr>
-                      <a:picLocks noChangeAspect="1" noChangeArrowheads="1"/>
-                    </pic:cNvPicPr>
+                    <pic:cNvPr id="1381046233" name=""/>
+                    <pic:cNvPicPr/>
                   </pic:nvPicPr>
                   <pic:blipFill>
-                    <a:blip r:embed="rId12">
-                      <a:extLst>
-                        <a:ext uri="{28A0092B-C50C-407E-A947-70E740481C1C}">
-                          <a14:useLocalDpi xmlns:a14="http://schemas.microsoft.com/office/drawing/2010/main" val="0"/>
-                        </a:ext>
-                      </a:extLst>
-                    </a:blip>
-                    <a:srcRect/>
+                    <a:blip r:embed="rId18"/>
                     <a:stretch>
                       <a:fillRect/>
                     </a:stretch>
                   </pic:blipFill>
-                  <pic:spPr bwMode="auto">
+                  <pic:spPr>
                     <a:xfrm>
                       <a:off x="0" y="0"/>
-                      <a:ext cx="900000" cy="900000"/>
+                      <a:ext cx="6645910" cy="3131820"/>
                     </a:xfrm>
                     <a:prstGeom prst="rect">
                       <a:avLst/>
                     </a:prstGeom>
-                    <a:noFill/>
-                    <a:ln>
-                      <a:noFill/>
-                    </a:ln>
                   </pic:spPr>
                 </pic:pic>
               </a:graphicData>
@@ -4108,23 +3653,7 @@
         <w:pStyle w:val="Zadanie"/>
       </w:pPr>
       <w:r>
-        <w:t xml:space="preserve">Wstaw zrzut ekranu kodu </w:t>
-      </w:r>
-      <w:proofErr w:type="spellStart"/>
-      <w:r>
-        <w:t>views</w:t>
-      </w:r>
-      <w:proofErr w:type="spellEnd"/>
-      <w:r>
-        <w:t>/</w:t>
-      </w:r>
-      <w:proofErr w:type="spellStart"/>
-      <w:r>
-        <w:t>hello.ejs</w:t>
-      </w:r>
-      <w:proofErr w:type="spellEnd"/>
-      <w:r>
-        <w:t>:</w:t>
+        <w:t>Wstaw zrzut ekranu kodu views/hello.ejs:</w:t>
       </w:r>
     </w:p>
     <w:p>
@@ -4138,51 +3667,35 @@
         <w:jc w:val="center"/>
       </w:pPr>
       <w:r>
-        <w:rPr>
-          <w:noProof/>
-        </w:rPr>
         <w:drawing>
-          <wp:inline distT="0" distB="0" distL="0" distR="0" wp14:anchorId="6182C5C5" wp14:editId="70E9FD71">
-            <wp:extent cx="900000" cy="900000"/>
-            <wp:effectExtent l="0" t="0" r="0" b="0"/>
-            <wp:docPr id="863226099" name="Obraz 863226099"/>
+          <wp:inline distT="0" distB="0" distL="0" distR="0" wp14:anchorId="22A5AA91" wp14:editId="5FBE4514">
+            <wp:extent cx="6645910" cy="3355340"/>
+            <wp:effectExtent l="0" t="0" r="2540" b="0"/>
+            <wp:docPr id="1482646937" name="Picture 1"/>
             <wp:cNvGraphicFramePr>
-              <a:graphicFrameLocks xmlns:a="http://schemas.openxmlformats.org/drawingml/2006/main"/>
+              <a:graphicFrameLocks xmlns:a="http://schemas.openxmlformats.org/drawingml/2006/main" noChangeAspect="1"/>
             </wp:cNvGraphicFramePr>
             <a:graphic xmlns:a="http://schemas.openxmlformats.org/drawingml/2006/main">
               <a:graphicData uri="http://schemas.openxmlformats.org/drawingml/2006/picture">
                 <pic:pic xmlns:pic="http://schemas.openxmlformats.org/drawingml/2006/picture">
                   <pic:nvPicPr>
-                    <pic:cNvPr id="0" name="Picture 1"/>
-                    <pic:cNvPicPr>
-                      <a:picLocks noChangeAspect="1" noChangeArrowheads="1"/>
-                    </pic:cNvPicPr>
+                    <pic:cNvPr id="1482646937" name=""/>
+                    <pic:cNvPicPr/>
                   </pic:nvPicPr>
                   <pic:blipFill>
-                    <a:blip r:embed="rId12">
-                      <a:extLst>
-                        <a:ext uri="{28A0092B-C50C-407E-A947-70E740481C1C}">
-                          <a14:useLocalDpi xmlns:a14="http://schemas.microsoft.com/office/drawing/2010/main" val="0"/>
-                        </a:ext>
-                      </a:extLst>
-                    </a:blip>
-                    <a:srcRect/>
+                    <a:blip r:embed="rId19"/>
                     <a:stretch>
                       <a:fillRect/>
                     </a:stretch>
                   </pic:blipFill>
-                  <pic:spPr bwMode="auto">
+                  <pic:spPr>
                     <a:xfrm>
                       <a:off x="0" y="0"/>
-                      <a:ext cx="900000" cy="900000"/>
+                      <a:ext cx="6645910" cy="3355340"/>
                     </a:xfrm>
                     <a:prstGeom prst="rect">
                       <a:avLst/>
                     </a:prstGeom>
-                    <a:noFill/>
-                    <a:ln>
-                      <a:noFill/>
-                    </a:ln>
                   </pic:spPr>
                 </pic:pic>
               </a:graphicData>
@@ -4203,20 +3716,30 @@
       <w:r>
         <w:t>Wstaw zrzut ekranu strony http://localhost:</w:t>
       </w:r>
-      <w:fldSimple w:instr=" DOCPROPERTY  &quot;Numer albumu&quot;  \* MERGEFORMAT ">
+      <w:r>
+        <w:fldChar w:fldCharType="begin"/>
+      </w:r>
+      <w:r>
+        <w:instrText xml:space="preserve"> DOCPROPERTY  "Numer albumu"  \* MERGEFORMAT </w:instrText>
+      </w:r>
+      <w:r>
+        <w:fldChar w:fldCharType="separate"/>
+      </w:r>
+      <w:r>
+        <w:t>57780</w:t>
+      </w:r>
+      <w:r>
+        <w:fldChar w:fldCharType="end"/>
+      </w:r>
+      <w:r>
+        <w:t>/hello/</w:t>
+      </w:r>
+      <w:fldSimple w:instr=" DOCPROPERTY  Imie  \* MERGEFORMAT ">
         <w:r>
-          <w:t>00000</w:t>
+          <w:t>Wojciech</w:t>
         </w:r>
       </w:fldSimple>
       <w:r>
-        <w:t>/hello/</w:t>
-      </w:r>
-      <w:fldSimple w:instr=" DOCPROPERTY  Imie  \* MERGEFORMAT ">
-        <w:r>
-          <w:t>Imię</w:t>
-        </w:r>
-      </w:fldSimple>
-      <w:r>
         <w:t xml:space="preserve"> w przeglądarce:</w:t>
       </w:r>
     </w:p>
@@ -4231,51 +3754,36 @@
         <w:jc w:val="center"/>
       </w:pPr>
       <w:r>
-        <w:rPr>
-          <w:noProof/>
-        </w:rPr>
+        <w:lastRenderedPageBreak/>
         <w:drawing>
-          <wp:inline distT="0" distB="0" distL="0" distR="0" wp14:anchorId="0F3BB03D" wp14:editId="7FE4E00F">
-            <wp:extent cx="900000" cy="900000"/>
-            <wp:effectExtent l="0" t="0" r="0" b="0"/>
-            <wp:docPr id="1686869687" name="Obraz 1686869687"/>
+          <wp:inline distT="0" distB="0" distL="0" distR="0" wp14:anchorId="62BB2C4F" wp14:editId="419FB215">
+            <wp:extent cx="5858693" cy="2133898"/>
+            <wp:effectExtent l="0" t="0" r="8890" b="0"/>
+            <wp:docPr id="1328429776" name="Picture 1"/>
             <wp:cNvGraphicFramePr>
-              <a:graphicFrameLocks xmlns:a="http://schemas.openxmlformats.org/drawingml/2006/main"/>
+              <a:graphicFrameLocks xmlns:a="http://schemas.openxmlformats.org/drawingml/2006/main" noChangeAspect="1"/>
             </wp:cNvGraphicFramePr>
             <a:graphic xmlns:a="http://schemas.openxmlformats.org/drawingml/2006/main">
               <a:graphicData uri="http://schemas.openxmlformats.org/drawingml/2006/picture">
                 <pic:pic xmlns:pic="http://schemas.openxmlformats.org/drawingml/2006/picture">
                   <pic:nvPicPr>
-                    <pic:cNvPr id="0" name="Picture 1"/>
-                    <pic:cNvPicPr>
-                      <a:picLocks noChangeAspect="1" noChangeArrowheads="1"/>
-                    </pic:cNvPicPr>
+                    <pic:cNvPr id="1328429776" name=""/>
+                    <pic:cNvPicPr/>
                   </pic:nvPicPr>
                   <pic:blipFill>
-                    <a:blip r:embed="rId12">
-                      <a:extLst>
-                        <a:ext uri="{28A0092B-C50C-407E-A947-70E740481C1C}">
-                          <a14:useLocalDpi xmlns:a14="http://schemas.microsoft.com/office/drawing/2010/main" val="0"/>
-                        </a:ext>
-                      </a:extLst>
-                    </a:blip>
-                    <a:srcRect/>
+                    <a:blip r:embed="rId20"/>
                     <a:stretch>
                       <a:fillRect/>
                     </a:stretch>
                   </pic:blipFill>
-                  <pic:spPr bwMode="auto">
+                  <pic:spPr>
                     <a:xfrm>
                       <a:off x="0" y="0"/>
-                      <a:ext cx="900000" cy="900000"/>
+                      <a:ext cx="5858693" cy="2133898"/>
                     </a:xfrm>
                     <a:prstGeom prst="rect">
                       <a:avLst/>
                     </a:prstGeom>
-                    <a:noFill/>
-                    <a:ln>
-                      <a:noFill/>
-                    </a:ln>
                   </pic:spPr>
                 </pic:pic>
               </a:graphicData>
@@ -4296,11 +3804,21 @@
       <w:r>
         <w:t>W 3-5 zdaniach omów która część kodu odpowiada za to, że routing /hello/</w:t>
       </w:r>
-      <w:fldSimple w:instr=" DOCPROPERTY  Imie  \* MERGEFORMAT ">
-        <w:r>
-          <w:t>Imię</w:t>
-        </w:r>
-      </w:fldSimple>
+      <w:r>
+        <w:fldChar w:fldCharType="begin"/>
+      </w:r>
+      <w:r>
+        <w:instrText xml:space="preserve"> DOCPROPERTY  Imie  \* MERGEFORMAT </w:instrText>
+      </w:r>
+      <w:r>
+        <w:fldChar w:fldCharType="separate"/>
+      </w:r>
+      <w:r>
+        <w:t>Wojciech</w:t>
+      </w:r>
+      <w:r>
+        <w:fldChar w:fldCharType="end"/>
+      </w:r>
       <w:r>
         <w:t xml:space="preserve"> zaczął działać, a imię zaczęło się wyświetlać w odpowiedzi:</w:t>
       </w:r>
@@ -4315,7 +3833,27 @@
         <w:pStyle w:val="Zadanie"/>
       </w:pPr>
       <w:r>
-        <w:t>…3-5 zdań…</w:t>
+        <w:t>app.get("/hello/:name"</w:t>
+      </w:r>
+      <w:r>
+        <w:t xml:space="preserve"> &lt;- rejestruje dynamiczny route w expresie. :name to parameter url a express wyciaga jego wartosc do req.</w:t>
+      </w:r>
+      <w:r>
+        <w:t>params.name</w:t>
+      </w:r>
+    </w:p>
+    <w:p>
+      <w:pPr>
+        <w:pStyle w:val="Zadanie"/>
+      </w:pPr>
+      <w:r>
+        <w:t>res.render(„hello”, {name})&lt;- zamiast send renderuje plij EJS i przekazuje</w:t>
+      </w:r>
+      <w:r>
+        <w:t xml:space="preserve"> do niego „name” a &lt;%=name% &gt; wyswietla imie</w:t>
+      </w:r>
+      <w:r>
+        <w:t xml:space="preserve"> </w:t>
       </w:r>
     </w:p>
     <w:p>
@@ -4325,7 +3863,7 @@
     </w:p>
     <w:tbl>
       <w:tblPr>
-        <w:tblStyle w:val="Tabela-Siatka"/>
+        <w:tblStyle w:val="TableGrid"/>
         <w:tblW w:w="5000" w:type="pct"/>
         <w:tblLook w:val="04A0" w:firstRow="1" w:lastRow="0" w:firstColumn="1" w:lastColumn="0" w:noHBand="0" w:noVBand="1"/>
       </w:tblPr>
@@ -4393,67 +3931,183 @@
     </w:p>
     <w:p>
       <w:pPr>
-        <w:pStyle w:val="Nagwek1"/>
+        <w:pStyle w:val="Heading1"/>
         <w:rPr>
           <w:lang w:val="pl-PL"/>
         </w:rPr>
       </w:pPr>
       <w:bookmarkStart w:id="11" w:name="_Toc229606237"/>
+      <w:r>
+        <w:rPr>
+          <w:lang w:val="pl-PL"/>
+        </w:rPr>
+        <w:t>Portowanie aplikacji z LAB G</w:t>
+      </w:r>
+      <w:bookmarkEnd w:id="11"/>
+    </w:p>
+    <w:p>
+      <w:pPr>
+        <w:rPr>
+          <w:lang w:val="pl-PL"/>
+        </w:rPr>
+      </w:pPr>
+      <w:r>
+        <w:rPr>
+          <w:lang w:val="pl-PL"/>
+        </w:rPr>
+        <w:t xml:space="preserve">W ostatniej części laboratorium przygotujemy kompletną aplikację CRUD (Create, Read, Update, Delete) na podstawie LAB G. Do rozpoczęcia nowego projektu wykorzystamy generator aplikacji Express. Przejdź terminalem do katalogu </w:t>
+      </w:r>
+      <w:r>
+        <w:rPr>
+          <w:rStyle w:val="inline-code"/>
+        </w:rPr>
+        <w:fldChar w:fldCharType="begin"/>
+      </w:r>
+      <w:r>
+        <w:rPr>
+          <w:rStyle w:val="inline-code"/>
+        </w:rPr>
+        <w:instrText xml:space="preserve"> DOCPROPERTY  labdir  \* MERGEFORMAT </w:instrText>
+      </w:r>
+      <w:r>
+        <w:rPr>
+          <w:rStyle w:val="inline-code"/>
+        </w:rPr>
+        <w:fldChar w:fldCharType="separate"/>
+      </w:r>
+      <w:r>
+        <w:rPr>
+          <w:rStyle w:val="inline-code"/>
+        </w:rPr>
+        <w:t>C:\Users\akarczmarczyk\Desktop\ptw\lab-i</w:t>
+      </w:r>
+      <w:r>
+        <w:rPr>
+          <w:rStyle w:val="inline-code"/>
+        </w:rPr>
+        <w:fldChar w:fldCharType="end"/>
+      </w:r>
+      <w:r>
+        <w:rPr>
+          <w:lang w:val="pl-PL"/>
+        </w:rPr>
+        <w:t xml:space="preserve"> i wykonaj poleceni</w:t>
+      </w:r>
+      <w:r>
+        <w:rPr>
+          <w:lang w:val="pl-PL"/>
+        </w:rPr>
+        <w:t>a</w:t>
+      </w:r>
+      <w:r>
+        <w:rPr>
+          <w:lang w:val="pl-PL"/>
+        </w:rPr>
+        <w:t>:</w:t>
+      </w:r>
+    </w:p>
+    <w:p>
+      <w:pPr>
+        <w:rPr>
+          <w:lang w:val="pl-PL"/>
+        </w:rPr>
+      </w:pPr>
+    </w:p>
+    <w:p>
+      <w:pPr>
+        <w:pStyle w:val="block-code"/>
+        <w:rPr>
+          <w:lang w:val="en-US"/>
+        </w:rPr>
+      </w:pPr>
       <w:proofErr w:type="spellStart"/>
       <w:r>
         <w:rPr>
-          <w:lang w:val="pl-PL"/>
-        </w:rPr>
-        <w:t>Portowanie</w:t>
+          <w:lang w:val="en-US"/>
+        </w:rPr>
+        <w:t>npx</w:t>
       </w:r>
       <w:proofErr w:type="spellEnd"/>
       <w:r>
         <w:rPr>
-          <w:lang w:val="pl-PL"/>
-        </w:rPr>
-        <w:t xml:space="preserve"> aplikacji z LAB G</w:t>
-      </w:r>
-      <w:bookmarkEnd w:id="11"/>
-    </w:p>
-    <w:p>
-      <w:pPr>
-        <w:rPr>
-          <w:lang w:val="pl-PL"/>
-        </w:rPr>
-      </w:pPr>
-      <w:r>
-        <w:rPr>
-          <w:lang w:val="pl-PL"/>
-        </w:rPr>
-        <w:t>W ostatniej części laboratorium przygotujemy kompletną aplikację CRUD (</w:t>
+          <w:lang w:val="en-US"/>
+        </w:rPr>
+        <w:t xml:space="preserve"> express-generator@4 --view=</w:t>
       </w:r>
       <w:proofErr w:type="spellStart"/>
       <w:r>
         <w:rPr>
-          <w:lang w:val="pl-PL"/>
-        </w:rPr>
-        <w:t>Create</w:t>
+          <w:lang w:val="en-US"/>
+        </w:rPr>
+        <w:t>ejs</w:t>
       </w:r>
       <w:proofErr w:type="spellEnd"/>
       <w:r>
         <w:rPr>
-          <w:lang w:val="pl-PL"/>
-        </w:rPr>
-        <w:t xml:space="preserve">, Read, Update, </w:t>
+          <w:lang w:val="en-US"/>
+        </w:rPr>
+        <w:t xml:space="preserve"> --</w:t>
       </w:r>
       <w:proofErr w:type="spellStart"/>
       <w:r>
         <w:rPr>
-          <w:lang w:val="pl-PL"/>
-        </w:rPr>
-        <w:t>Delete</w:t>
+          <w:lang w:val="en-US"/>
+        </w:rPr>
+        <w:t>css</w:t>
       </w:r>
       <w:proofErr w:type="spellEnd"/>
       <w:r>
         <w:rPr>
-          <w:lang w:val="pl-PL"/>
-        </w:rPr>
-        <w:t xml:space="preserve">) na podstawie LAB G. Do rozpoczęcia nowego projektu wykorzystamy generator aplikacji Express. Przejdź terminalem do katalogu </w:t>
+          <w:lang w:val="en-US"/>
+        </w:rPr>
+        <w:t>=less crud</w:t>
+      </w:r>
+    </w:p>
+    <w:p>
+      <w:pPr>
+        <w:pStyle w:val="block-code"/>
+      </w:pPr>
+      <w:r>
+        <w:t>cd crud</w:t>
+      </w:r>
+    </w:p>
+    <w:p>
+      <w:pPr>
+        <w:pStyle w:val="block-code"/>
+      </w:pPr>
+      <w:r>
+        <w:t>pnpm install</w:t>
+      </w:r>
+    </w:p>
+    <w:p>
+      <w:pPr>
+        <w:rPr>
+          <w:lang w:val="pl-PL"/>
+        </w:rPr>
+      </w:pPr>
+      <w:r>
+        <w:rPr>
+          <w:lang w:val="pl-PL"/>
+        </w:rPr>
+        <w:t>Otwórz w PhpStorm proje</w:t>
+      </w:r>
+      <w:r>
+        <w:rPr>
+          <w:lang w:val="pl-PL"/>
+        </w:rPr>
+        <w:t>k</w:t>
+      </w:r>
+      <w:r>
+        <w:rPr>
+          <w:lang w:val="pl-PL"/>
+        </w:rPr>
+        <w:t xml:space="preserve">t </w:t>
+      </w:r>
+      <w:r>
+        <w:rPr>
+          <w:lang w:val="pl-PL"/>
+        </w:rPr>
+        <w:t xml:space="preserve">z katalogu </w:t>
       </w:r>
       <w:r>
         <w:rPr>
@@ -4487,388 +4141,299 @@
       </w:r>
       <w:r>
         <w:rPr>
-          <w:lang w:val="pl-PL"/>
-        </w:rPr>
-        <w:t xml:space="preserve"> i wykonaj poleceni</w:t>
-      </w:r>
-      <w:r>
-        <w:rPr>
-          <w:lang w:val="pl-PL"/>
-        </w:rPr>
-        <w:t>a</w:t>
-      </w:r>
-      <w:r>
-        <w:rPr>
-          <w:lang w:val="pl-PL"/>
-        </w:rPr>
-        <w:t>:</w:t>
-      </w:r>
-    </w:p>
-    <w:p>
-      <w:pPr>
-        <w:rPr>
-          <w:lang w:val="pl-PL"/>
-        </w:rPr>
-      </w:pPr>
-    </w:p>
-    <w:p>
-      <w:pPr>
-        <w:pStyle w:val="block-code"/>
-        <w:rPr>
-          <w:lang w:val="en-US"/>
-        </w:rPr>
-      </w:pPr>
-      <w:proofErr w:type="spellStart"/>
-      <w:r>
-        <w:rPr>
-          <w:lang w:val="en-US"/>
-        </w:rPr>
-        <w:t>npx</w:t>
-      </w:r>
-      <w:proofErr w:type="spellEnd"/>
-      <w:r>
-        <w:rPr>
-          <w:lang w:val="en-US"/>
-        </w:rPr>
-        <w:t xml:space="preserve"> express-generator@4 --view=</w:t>
-      </w:r>
-      <w:proofErr w:type="spellStart"/>
-      <w:r>
-        <w:rPr>
-          <w:lang w:val="en-US"/>
-        </w:rPr>
-        <w:t>ejs</w:t>
-      </w:r>
-      <w:proofErr w:type="spellEnd"/>
-      <w:r>
-        <w:rPr>
-          <w:lang w:val="en-US"/>
-        </w:rPr>
-        <w:t xml:space="preserve"> --</w:t>
-      </w:r>
-      <w:proofErr w:type="spellStart"/>
-      <w:r>
-        <w:rPr>
-          <w:lang w:val="en-US"/>
-        </w:rPr>
-        <w:t>css</w:t>
-      </w:r>
-      <w:proofErr w:type="spellEnd"/>
-      <w:r>
-        <w:rPr>
-          <w:lang w:val="en-US"/>
-        </w:rPr>
-        <w:t>=less crud</w:t>
-      </w:r>
-    </w:p>
-    <w:p>
-      <w:pPr>
-        <w:pStyle w:val="block-code"/>
-      </w:pPr>
-      <w:r>
-        <w:t xml:space="preserve">cd </w:t>
-      </w:r>
-      <w:proofErr w:type="spellStart"/>
-      <w:r>
-        <w:t>crud</w:t>
-      </w:r>
-      <w:proofErr w:type="spellEnd"/>
-    </w:p>
-    <w:p>
-      <w:pPr>
-        <w:pStyle w:val="block-code"/>
-      </w:pPr>
-      <w:proofErr w:type="spellStart"/>
-      <w:r>
-        <w:t>pnpm</w:t>
-      </w:r>
-      <w:proofErr w:type="spellEnd"/>
-      <w:r>
-        <w:t xml:space="preserve"> </w:t>
-      </w:r>
-      <w:proofErr w:type="spellStart"/>
-      <w:r>
-        <w:t>install</w:t>
-      </w:r>
-      <w:proofErr w:type="spellEnd"/>
-    </w:p>
-    <w:p>
-      <w:pPr>
-        <w:rPr>
-          <w:lang w:val="pl-PL"/>
-        </w:rPr>
-      </w:pPr>
-      <w:r>
-        <w:rPr>
-          <w:lang w:val="pl-PL"/>
-        </w:rPr>
-        <w:t xml:space="preserve">Otwórz w </w:t>
-      </w:r>
-      <w:proofErr w:type="spellStart"/>
-      <w:r>
-        <w:rPr>
-          <w:lang w:val="pl-PL"/>
-        </w:rPr>
-        <w:t>PhpStorm</w:t>
-      </w:r>
-      <w:proofErr w:type="spellEnd"/>
-      <w:r>
-        <w:rPr>
-          <w:lang w:val="pl-PL"/>
-        </w:rPr>
-        <w:t xml:space="preserve"> proje</w:t>
-      </w:r>
-      <w:r>
-        <w:rPr>
-          <w:lang w:val="pl-PL"/>
-        </w:rPr>
-        <w:t>k</w:t>
-      </w:r>
-      <w:r>
-        <w:rPr>
-          <w:lang w:val="pl-PL"/>
-        </w:rPr>
-        <w:t xml:space="preserve">t </w:t>
-      </w:r>
-      <w:r>
-        <w:rPr>
-          <w:lang w:val="pl-PL"/>
-        </w:rPr>
-        <w:t xml:space="preserve">z katalogu </w:t>
-      </w:r>
-      <w:r>
-        <w:rPr>
           <w:rStyle w:val="inline-code"/>
         </w:rPr>
+        <w:t>\crud</w:t>
+      </w:r>
+      <w:r>
+        <w:rPr>
+          <w:lang w:val="pl-PL"/>
+        </w:rPr>
+        <w:t>. Zapoznaj się ze strukturą plików i katalogów nowoutworzonego projektu.</w:t>
+      </w:r>
+    </w:p>
+    <w:p>
+      <w:pPr>
+        <w:rPr>
+          <w:lang w:val="pl-PL"/>
+        </w:rPr>
+      </w:pPr>
+      <w:r>
+        <w:rPr>
+          <w:lang w:val="pl-PL"/>
+        </w:rPr>
+        <w:t xml:space="preserve">W pliku </w:t>
+      </w:r>
+      <w:r>
+        <w:rPr>
+          <w:rStyle w:val="inline-code"/>
+        </w:rPr>
+        <w:t>bin/www</w:t>
+      </w:r>
+      <w:r>
+        <w:rPr>
+          <w:lang w:val="pl-PL"/>
+        </w:rPr>
+        <w:t xml:space="preserve"> zmodyfikuj port 3000 na swój własny (</w:t>
+      </w:r>
+      <w:r>
+        <w:rPr>
+          <w:highlight w:val="yellow"/>
+          <w:lang w:val="pl-PL"/>
+        </w:rPr>
         <w:fldChar w:fldCharType="begin"/>
       </w:r>
       <w:r>
         <w:rPr>
+          <w:highlight w:val="yellow"/>
+          <w:lang w:val="pl-PL"/>
+        </w:rPr>
+        <w:instrText xml:space="preserve"> DOCPROPERTY  "Numer albumu"  \* MERGEFORMAT </w:instrText>
+      </w:r>
+      <w:r>
+        <w:rPr>
+          <w:highlight w:val="yellow"/>
+          <w:lang w:val="pl-PL"/>
+        </w:rPr>
+        <w:fldChar w:fldCharType="separate"/>
+      </w:r>
+      <w:r>
+        <w:rPr>
+          <w:highlight w:val="yellow"/>
+          <w:lang w:val="pl-PL"/>
+        </w:rPr>
+        <w:t>57780</w:t>
+      </w:r>
+      <w:r>
+        <w:rPr>
+          <w:highlight w:val="yellow"/>
+          <w:lang w:val="pl-PL"/>
+        </w:rPr>
+        <w:fldChar w:fldCharType="end"/>
+      </w:r>
+      <w:r>
+        <w:rPr>
+          <w:lang w:val="pl-PL"/>
+        </w:rPr>
+        <w:t xml:space="preserve">). Otwórz plik </w:t>
+      </w:r>
+      <w:r>
+        <w:rPr>
           <w:rStyle w:val="inline-code"/>
         </w:rPr>
-        <w:instrText xml:space="preserve"> DOCPROPERTY  labdir  \* MERGEFORMAT </w:instrText>
+        <w:t>bin/www</w:t>
+      </w:r>
+      <w:r>
+        <w:rPr>
+          <w:lang w:val="pl-PL"/>
+        </w:rPr>
+        <w:t xml:space="preserve"> w edytorze i uruchom serwer w trybie zwykłym lub debug wybranym przyciskiem (1) lub (2) powyżej.</w:t>
+      </w:r>
+    </w:p>
+    <w:p>
+      <w:pPr>
+        <w:rPr>
+          <w:lang w:val="pl-PL"/>
+        </w:rPr>
+      </w:pPr>
+    </w:p>
+    <w:p>
+      <w:pPr>
+        <w:pStyle w:val="Zadanie"/>
+      </w:pPr>
+      <w:r>
+        <w:t>Odpowiedz na pytania:</w:t>
+      </w:r>
+    </w:p>
+    <w:p>
+      <w:pPr>
+        <w:pStyle w:val="Zadanie"/>
+      </w:pPr>
+    </w:p>
+    <w:p>
+      <w:pPr>
+        <w:pStyle w:val="Zadanie"/>
+      </w:pPr>
+      <w:r>
+        <w:t xml:space="preserve">Jaka wersja Express.js została wykorzystana? </w:t>
+      </w:r>
+    </w:p>
+    <w:p>
+      <w:pPr>
+        <w:pStyle w:val="Zadanie"/>
+      </w:pPr>
+      <w:r>
+        <w:t>4.16.4</w:t>
+      </w:r>
+    </w:p>
+    <w:p>
+      <w:pPr>
+        <w:pStyle w:val="Zadanie"/>
+      </w:pPr>
+      <w:r>
+        <w:t>Czy to najświeższa wersja?</w:t>
+      </w:r>
+    </w:p>
+    <w:p>
+      <w:pPr>
+        <w:pStyle w:val="Zadanie"/>
+      </w:pPr>
+      <w:r>
+        <w:lastRenderedPageBreak/>
+        <w:t>nie</w:t>
+      </w:r>
+    </w:p>
+    <w:p>
+      <w:pPr>
+        <w:pStyle w:val="Zadanie"/>
+      </w:pPr>
+    </w:p>
+    <w:p>
+      <w:pPr>
+        <w:pStyle w:val="Zadanie"/>
+      </w:pPr>
+      <w:r>
+        <w:t xml:space="preserve">Jak zmienić domyślny port aplikacji z 3000 na </w:t>
+      </w:r>
+      <w:r>
+        <w:rPr>
+          <w:highlight w:val="yellow"/>
+        </w:rPr>
+        <w:fldChar w:fldCharType="begin"/>
+      </w:r>
+      <w:r>
+        <w:rPr>
+          <w:highlight w:val="yellow"/>
+        </w:rPr>
+        <w:instrText xml:space="preserve"> DOCPROPERTY  "Numer albumu"  \* MERGEFORMAT </w:instrText>
+      </w:r>
+      <w:r>
+        <w:rPr>
+          <w:highlight w:val="yellow"/>
+        </w:rPr>
+        <w:fldChar w:fldCharType="separate"/>
+      </w:r>
+      <w:r>
+        <w:rPr>
+          <w:highlight w:val="yellow"/>
+        </w:rPr>
+        <w:t>57780</w:t>
+      </w:r>
+      <w:r>
+        <w:rPr>
+          <w:highlight w:val="yellow"/>
+        </w:rPr>
+        <w:fldChar w:fldCharType="end"/>
+      </w:r>
+      <w:r>
+        <w:t>?</w:t>
+      </w:r>
+    </w:p>
+    <w:p>
+      <w:pPr>
+        <w:pStyle w:val="Zadanie"/>
+      </w:pPr>
+      <w:r>
+        <w:t>W pliku www</w:t>
+      </w:r>
+    </w:p>
+    <w:p>
+      <w:pPr>
+        <w:pStyle w:val="Zadanie"/>
+      </w:pPr>
+    </w:p>
+    <w:p>
+      <w:pPr>
+        <w:pStyle w:val="Zadanie"/>
+      </w:pPr>
+      <w:r>
+        <w:t>Gdzie znajdują się style less?</w:t>
+      </w:r>
+    </w:p>
+    <w:p>
+      <w:pPr>
+        <w:pStyle w:val="Zadanie"/>
+      </w:pPr>
+      <w:r>
+        <w:t>Public/stylesheets</w:t>
+      </w:r>
+    </w:p>
+    <w:p>
+      <w:pPr>
+        <w:pStyle w:val="Zadanie"/>
+      </w:pPr>
+    </w:p>
+    <w:p>
+      <w:pPr>
+        <w:pStyle w:val="Zadanie"/>
+      </w:pPr>
+      <w:r>
+        <w:t>Jak pogrupowane są routingi i ich handlery?</w:t>
+      </w:r>
+    </w:p>
+    <w:p>
+      <w:pPr>
+        <w:pStyle w:val="Zadanie"/>
+      </w:pPr>
+      <w:r>
+        <w:t>Index.js - /</w:t>
+      </w:r>
+    </w:p>
+    <w:p>
+      <w:pPr>
+        <w:pStyle w:val="Zadanie"/>
+      </w:pPr>
+      <w:r>
+        <w:t>Users.js - /users</w:t>
+      </w:r>
+    </w:p>
+    <w:p>
+      <w:pPr>
+        <w:pStyle w:val="Zadanie"/>
+      </w:pPr>
+    </w:p>
+    <w:p>
+      <w:pPr>
+        <w:pStyle w:val="Zadanie"/>
+      </w:pPr>
+      <w:r>
+        <w:t>Gdzie znajdują się widoki EJS?</w:t>
+      </w:r>
+    </w:p>
+    <w:p>
+      <w:pPr>
+        <w:pStyle w:val="Zadanie"/>
+      </w:pPr>
+      <w:r>
+        <w:t>W folderze views</w:t>
+      </w:r>
+    </w:p>
+    <w:p>
+      <w:pPr>
+        <w:pStyle w:val="Zadanie"/>
+      </w:pPr>
+    </w:p>
+    <w:p>
+      <w:pPr>
+        <w:pStyle w:val="Zadanie"/>
+      </w:pPr>
+      <w:r>
+        <w:t xml:space="preserve">Dlaczego plik </w:t>
       </w:r>
       <w:r>
         <w:rPr>
           <w:rStyle w:val="inline-code"/>
         </w:rPr>
-        <w:fldChar w:fldCharType="separate"/>
+        <w:t>bin/www</w:t>
+      </w:r>
+      <w:r>
+        <w:t xml:space="preserve"> nie ma rozszerzenia </w:t>
       </w:r>
       <w:r>
         <w:rPr>
           <w:rStyle w:val="inline-code"/>
         </w:rPr>
-        <w:t>C:\Users\akarczmarczyk\Desktop\ptw\lab-i</w:t>
-      </w:r>
-      <w:r>
-        <w:rPr>
-          <w:rStyle w:val="inline-code"/>
-        </w:rPr>
-        <w:fldChar w:fldCharType="end"/>
-      </w:r>
-      <w:r>
-        <w:rPr>
-          <w:rStyle w:val="inline-code"/>
-        </w:rPr>
-        <w:t>\crud</w:t>
-      </w:r>
-      <w:r>
-        <w:rPr>
-          <w:lang w:val="pl-PL"/>
-        </w:rPr>
-        <w:t>. Zapoznaj się ze strukturą plików i katalogów nowoutworzonego projektu.</w:t>
-      </w:r>
-    </w:p>
-    <w:p>
-      <w:pPr>
-        <w:rPr>
-          <w:lang w:val="pl-PL"/>
-        </w:rPr>
-      </w:pPr>
-      <w:r>
-        <w:rPr>
-          <w:lang w:val="pl-PL"/>
-        </w:rPr>
-        <w:t xml:space="preserve">W pliku </w:t>
-      </w:r>
-      <w:r>
-        <w:rPr>
-          <w:rStyle w:val="inline-code"/>
-        </w:rPr>
-        <w:t>bin/www</w:t>
-      </w:r>
-      <w:r>
-        <w:rPr>
-          <w:lang w:val="pl-PL"/>
-        </w:rPr>
-        <w:t xml:space="preserve"> zmodyfikuj port 3000 na swój własny (</w:t>
-      </w:r>
-      <w:r>
-        <w:rPr>
-          <w:highlight w:val="yellow"/>
-          <w:lang w:val="pl-PL"/>
-        </w:rPr>
-        <w:fldChar w:fldCharType="begin"/>
-      </w:r>
-      <w:r>
-        <w:rPr>
-          <w:highlight w:val="yellow"/>
-          <w:lang w:val="pl-PL"/>
-        </w:rPr>
-        <w:instrText xml:space="preserve"> DOCPROPERTY  "Numer albumu"  \* MERGEFORMAT </w:instrText>
-      </w:r>
-      <w:r>
-        <w:rPr>
-          <w:highlight w:val="yellow"/>
-          <w:lang w:val="pl-PL"/>
-        </w:rPr>
-        <w:fldChar w:fldCharType="separate"/>
-      </w:r>
-      <w:r>
-        <w:rPr>
-          <w:highlight w:val="yellow"/>
-          <w:lang w:val="pl-PL"/>
-        </w:rPr>
-        <w:t>00000</w:t>
-      </w:r>
-      <w:r>
-        <w:rPr>
-          <w:highlight w:val="yellow"/>
-          <w:lang w:val="pl-PL"/>
-        </w:rPr>
-        <w:fldChar w:fldCharType="end"/>
-      </w:r>
-      <w:r>
-        <w:rPr>
-          <w:lang w:val="pl-PL"/>
-        </w:rPr>
-        <w:t xml:space="preserve">). Otwórz plik </w:t>
-      </w:r>
-      <w:r>
-        <w:rPr>
-          <w:rStyle w:val="inline-code"/>
-        </w:rPr>
-        <w:t>bin/www</w:t>
-      </w:r>
-      <w:r>
-        <w:rPr>
-          <w:lang w:val="pl-PL"/>
-        </w:rPr>
-        <w:t xml:space="preserve"> w edytorze i uruchom serwer w trybie zwykłym lub </w:t>
-      </w:r>
-      <w:proofErr w:type="spellStart"/>
-      <w:r>
-        <w:rPr>
-          <w:lang w:val="pl-PL"/>
-        </w:rPr>
-        <w:t>debug</w:t>
-      </w:r>
-      <w:proofErr w:type="spellEnd"/>
-      <w:r>
-        <w:rPr>
-          <w:lang w:val="pl-PL"/>
-        </w:rPr>
-        <w:t xml:space="preserve"> wybranym przyciskiem (1) lub (2) powyżej.</w:t>
-      </w:r>
-    </w:p>
-    <w:p>
-      <w:pPr>
-        <w:rPr>
-          <w:lang w:val="pl-PL"/>
-        </w:rPr>
-      </w:pPr>
-    </w:p>
-    <w:p>
-      <w:pPr>
-        <w:pStyle w:val="Zadanie"/>
-      </w:pPr>
-      <w:r>
-        <w:t>Odpowiedz na pytania:</w:t>
-      </w:r>
-    </w:p>
-    <w:p>
-      <w:pPr>
-        <w:pStyle w:val="Zadanie"/>
-      </w:pPr>
-    </w:p>
-    <w:p>
-      <w:pPr>
-        <w:pStyle w:val="Zadanie"/>
-      </w:pPr>
-      <w:r>
-        <w:t xml:space="preserve">Jaka wersja Express.js została wykorzystana? </w:t>
-      </w:r>
-    </w:p>
-    <w:p>
-      <w:pPr>
-        <w:pStyle w:val="Zadanie"/>
-      </w:pPr>
-      <w:r>
-        <w:t>…</w:t>
-      </w:r>
-    </w:p>
-    <w:p>
-      <w:pPr>
-        <w:pStyle w:val="Zadanie"/>
-      </w:pPr>
-    </w:p>
-    <w:p>
-      <w:pPr>
-        <w:pStyle w:val="Zadanie"/>
-      </w:pPr>
-      <w:r>
-        <w:t>Czy to najświeższa wersja?</w:t>
-      </w:r>
-    </w:p>
-    <w:p>
-      <w:pPr>
-        <w:pStyle w:val="Zadanie"/>
-      </w:pPr>
-      <w:r>
-        <w:t>…</w:t>
-      </w:r>
-    </w:p>
-    <w:p>
-      <w:pPr>
-        <w:pStyle w:val="Zadanie"/>
-      </w:pPr>
-    </w:p>
-    <w:p>
-      <w:pPr>
-        <w:pStyle w:val="Zadanie"/>
-      </w:pPr>
-      <w:r>
-        <w:t xml:space="preserve">Jak zmienić domyślny port aplikacji z 3000 na </w:t>
-      </w:r>
-      <w:r>
-        <w:rPr>
-          <w:highlight w:val="yellow"/>
-        </w:rPr>
-        <w:fldChar w:fldCharType="begin"/>
-      </w:r>
-      <w:r>
-        <w:rPr>
-          <w:highlight w:val="yellow"/>
-        </w:rPr>
-        <w:instrText xml:space="preserve"> DOCPROPERTY  "Numer albumu"  \* MERGEFORMAT </w:instrText>
-      </w:r>
-      <w:r>
-        <w:rPr>
-          <w:highlight w:val="yellow"/>
-        </w:rPr>
-        <w:fldChar w:fldCharType="separate"/>
-      </w:r>
-      <w:r>
-        <w:rPr>
-          <w:highlight w:val="yellow"/>
-        </w:rPr>
-        <w:t>00000</w:t>
-      </w:r>
-      <w:r>
-        <w:rPr>
-          <w:highlight w:val="yellow"/>
-        </w:rPr>
-        <w:fldChar w:fldCharType="end"/>
+        <w:t>.js</w:t>
       </w:r>
       <w:r>
         <w:t>?</w:t>
@@ -4879,117 +4444,7 @@
         <w:pStyle w:val="Zadanie"/>
       </w:pPr>
       <w:r>
-        <w:t>…</w:t>
-      </w:r>
-    </w:p>
-    <w:p>
-      <w:pPr>
-        <w:pStyle w:val="Zadanie"/>
-      </w:pPr>
-    </w:p>
-    <w:p>
-      <w:pPr>
-        <w:pStyle w:val="Zadanie"/>
-      </w:pPr>
-      <w:r>
-        <w:t>Gdzie znajdują się style less?</w:t>
-      </w:r>
-    </w:p>
-    <w:p>
-      <w:pPr>
-        <w:pStyle w:val="Zadanie"/>
-      </w:pPr>
-      <w:r>
-        <w:t>…</w:t>
-      </w:r>
-    </w:p>
-    <w:p>
-      <w:pPr>
-        <w:pStyle w:val="Zadanie"/>
-      </w:pPr>
-    </w:p>
-    <w:p>
-      <w:pPr>
-        <w:pStyle w:val="Zadanie"/>
-      </w:pPr>
-      <w:r>
-        <w:t>Jak pogrupowane są routingi i ich handlery?</w:t>
-      </w:r>
-    </w:p>
-    <w:p>
-      <w:pPr>
-        <w:pStyle w:val="Zadanie"/>
-      </w:pPr>
-      <w:r>
-        <w:t>…</w:t>
-      </w:r>
-    </w:p>
-    <w:p>
-      <w:pPr>
-        <w:pStyle w:val="Zadanie"/>
-      </w:pPr>
-    </w:p>
-    <w:p>
-      <w:pPr>
-        <w:pStyle w:val="Zadanie"/>
-      </w:pPr>
-      <w:r>
-        <w:t>Gdzie znajdują się widoki EJS?</w:t>
-      </w:r>
-    </w:p>
-    <w:p>
-      <w:pPr>
-        <w:pStyle w:val="Zadanie"/>
-      </w:pPr>
-      <w:r>
-        <w:t>…</w:t>
-      </w:r>
-    </w:p>
-    <w:p>
-      <w:pPr>
-        <w:pStyle w:val="Zadanie"/>
-      </w:pPr>
-    </w:p>
-    <w:p>
-      <w:pPr>
-        <w:pStyle w:val="Zadanie"/>
-      </w:pPr>
-      <w:r>
-        <w:t xml:space="preserve">Dlaczego plik </w:t>
-      </w:r>
-      <w:r>
-        <w:rPr>
-          <w:rStyle w:val="inline-code"/>
-        </w:rPr>
-        <w:t>bin/www</w:t>
-      </w:r>
-      <w:r>
-        <w:t xml:space="preserve"> nie ma rozszerzenia </w:t>
-      </w:r>
-      <w:r>
-        <w:rPr>
-          <w:rStyle w:val="inline-code"/>
-        </w:rPr>
-        <w:t>.</w:t>
-      </w:r>
-      <w:proofErr w:type="spellStart"/>
-      <w:r>
-        <w:rPr>
-          <w:rStyle w:val="inline-code"/>
-        </w:rPr>
-        <w:t>js</w:t>
-      </w:r>
-      <w:proofErr w:type="spellEnd"/>
-      <w:r>
-        <w:t>?</w:t>
-      </w:r>
-    </w:p>
-    <w:p>
-      <w:pPr>
-        <w:pStyle w:val="Zadanie"/>
-      </w:pPr>
-      <w:r>
-        <w:t>…</w:t>
+        <w:t>Node nie wymaga tego</w:t>
       </w:r>
     </w:p>
     <w:p>
@@ -5006,7 +4461,7 @@
       </w:r>
       <w:fldSimple w:instr=" DOCPROPERTY  &quot;Numer albumu&quot;  \* MERGEFORMAT ">
         <w:r>
-          <w:t>00000</w:t>
+          <w:t>57780</w:t>
         </w:r>
       </w:fldSimple>
       <w:r>
@@ -5024,51 +4479,35 @@
         <w:jc w:val="center"/>
       </w:pPr>
       <w:r>
-        <w:rPr>
-          <w:noProof/>
-        </w:rPr>
         <w:drawing>
-          <wp:inline distT="0" distB="0" distL="0" distR="0" wp14:anchorId="22E728EF" wp14:editId="191A22C8">
-            <wp:extent cx="900000" cy="900000"/>
-            <wp:effectExtent l="0" t="0" r="0" b="0"/>
-            <wp:docPr id="418186930" name="Obraz 418186930"/>
+          <wp:inline distT="0" distB="0" distL="0" distR="0" wp14:anchorId="623E8108" wp14:editId="18D37B42">
+            <wp:extent cx="6645910" cy="3213100"/>
+            <wp:effectExtent l="0" t="0" r="2540" b="6350"/>
+            <wp:docPr id="1480917740" name="Picture 1"/>
             <wp:cNvGraphicFramePr>
-              <a:graphicFrameLocks xmlns:a="http://schemas.openxmlformats.org/drawingml/2006/main"/>
+              <a:graphicFrameLocks xmlns:a="http://schemas.openxmlformats.org/drawingml/2006/main" noChangeAspect="1"/>
             </wp:cNvGraphicFramePr>
             <a:graphic xmlns:a="http://schemas.openxmlformats.org/drawingml/2006/main">
               <a:graphicData uri="http://schemas.openxmlformats.org/drawingml/2006/picture">
                 <pic:pic xmlns:pic="http://schemas.openxmlformats.org/drawingml/2006/picture">
                   <pic:nvPicPr>
-                    <pic:cNvPr id="0" name="Picture 1"/>
-                    <pic:cNvPicPr>
-                      <a:picLocks noChangeAspect="1" noChangeArrowheads="1"/>
-                    </pic:cNvPicPr>
+                    <pic:cNvPr id="1480917740" name=""/>
+                    <pic:cNvPicPr/>
                   </pic:nvPicPr>
                   <pic:blipFill>
-                    <a:blip r:embed="rId12">
-                      <a:extLst>
-                        <a:ext uri="{28A0092B-C50C-407E-A947-70E740481C1C}">
-                          <a14:useLocalDpi xmlns:a14="http://schemas.microsoft.com/office/drawing/2010/main" val="0"/>
-                        </a:ext>
-                      </a:extLst>
-                    </a:blip>
-                    <a:srcRect/>
+                    <a:blip r:embed="rId21"/>
                     <a:stretch>
                       <a:fillRect/>
                     </a:stretch>
                   </pic:blipFill>
-                  <pic:spPr bwMode="auto">
+                  <pic:spPr>
                     <a:xfrm>
                       <a:off x="0" y="0"/>
-                      <a:ext cx="900000" cy="900000"/>
+                      <a:ext cx="6645910" cy="3213100"/>
                     </a:xfrm>
                     <a:prstGeom prst="rect">
                       <a:avLst/>
                     </a:prstGeom>
-                    <a:noFill/>
-                    <a:ln>
-                      <a:noFill/>
-                    </a:ln>
                   </pic:spPr>
                 </pic:pic>
               </a:graphicData>
@@ -5091,7 +4530,7 @@
       </w:r>
       <w:fldSimple w:instr=" DOCPROPERTY  &quot;Numer albumu&quot;  \* MERGEFORMAT ">
         <w:r>
-          <w:t>00000</w:t>
+          <w:t>57780</w:t>
         </w:r>
       </w:fldSimple>
       <w:r>
@@ -5109,52 +4548,35 @@
         <w:jc w:val="center"/>
       </w:pPr>
       <w:r>
-        <w:rPr>
-          <w:noProof/>
-        </w:rPr>
-        <w:lastRenderedPageBreak/>
         <w:drawing>
-          <wp:inline distT="0" distB="0" distL="0" distR="0" wp14:anchorId="0315AD6A" wp14:editId="71AA65B1">
-            <wp:extent cx="900000" cy="900000"/>
-            <wp:effectExtent l="0" t="0" r="0" b="0"/>
-            <wp:docPr id="2118410365" name="Obraz 2118410365"/>
+          <wp:inline distT="0" distB="0" distL="0" distR="0" wp14:anchorId="47833E14" wp14:editId="10F1701E">
+            <wp:extent cx="6477904" cy="1419423"/>
+            <wp:effectExtent l="0" t="0" r="0" b="9525"/>
+            <wp:docPr id="2135160193" name="Picture 1"/>
             <wp:cNvGraphicFramePr>
-              <a:graphicFrameLocks xmlns:a="http://schemas.openxmlformats.org/drawingml/2006/main"/>
+              <a:graphicFrameLocks xmlns:a="http://schemas.openxmlformats.org/drawingml/2006/main" noChangeAspect="1"/>
             </wp:cNvGraphicFramePr>
             <a:graphic xmlns:a="http://schemas.openxmlformats.org/drawingml/2006/main">
               <a:graphicData uri="http://schemas.openxmlformats.org/drawingml/2006/picture">
                 <pic:pic xmlns:pic="http://schemas.openxmlformats.org/drawingml/2006/picture">
                   <pic:nvPicPr>
-                    <pic:cNvPr id="0" name="Picture 1"/>
-                    <pic:cNvPicPr>
-                      <a:picLocks noChangeAspect="1" noChangeArrowheads="1"/>
-                    </pic:cNvPicPr>
+                    <pic:cNvPr id="2135160193" name=""/>
+                    <pic:cNvPicPr/>
                   </pic:nvPicPr>
                   <pic:blipFill>
-                    <a:blip r:embed="rId12">
-                      <a:extLst>
-                        <a:ext uri="{28A0092B-C50C-407E-A947-70E740481C1C}">
-                          <a14:useLocalDpi xmlns:a14="http://schemas.microsoft.com/office/drawing/2010/main" val="0"/>
-                        </a:ext>
-                      </a:extLst>
-                    </a:blip>
-                    <a:srcRect/>
+                    <a:blip r:embed="rId22"/>
                     <a:stretch>
                       <a:fillRect/>
                     </a:stretch>
                   </pic:blipFill>
-                  <pic:spPr bwMode="auto">
+                  <pic:spPr>
                     <a:xfrm>
                       <a:off x="0" y="0"/>
-                      <a:ext cx="900000" cy="900000"/>
+                      <a:ext cx="6477904" cy="1419423"/>
                     </a:xfrm>
                     <a:prstGeom prst="rect">
                       <a:avLst/>
                     </a:prstGeom>
-                    <a:noFill/>
-                    <a:ln>
-                      <a:noFill/>
-                    </a:ln>
                   </pic:spPr>
                 </pic:pic>
               </a:graphicData>
@@ -5173,12 +4595,13 @@
         <w:pStyle w:val="Zadanie"/>
       </w:pPr>
       <w:r>
+        <w:lastRenderedPageBreak/>
         <w:t>Upewnij się, że na zrzutach widać pasek adresu z Twoim numerem indeksu.</w:t>
       </w:r>
     </w:p>
     <w:tbl>
       <w:tblPr>
-        <w:tblStyle w:val="Tabela-Siatka"/>
+        <w:tblStyle w:val="TableGrid"/>
         <w:tblW w:w="5000" w:type="pct"/>
         <w:tblLook w:val="04A0" w:firstRow="1" w:lastRow="0" w:firstColumn="1" w:lastColumn="0" w:noHBand="0" w:noVBand="1"/>
       </w:tblPr>
@@ -5246,7 +4669,7 @@
     </w:p>
     <w:p>
       <w:pPr>
-        <w:pStyle w:val="Nagwek1"/>
+        <w:pStyle w:val="Heading1"/>
         <w:rPr>
           <w:lang w:val="pl-PL"/>
         </w:rPr>
@@ -5276,21 +4699,7 @@
         <w:rPr>
           <w:lang w:val="pl-PL"/>
         </w:rPr>
-        <w:t xml:space="preserve">, migracje SQL (baza </w:t>
-      </w:r>
-      <w:proofErr w:type="spellStart"/>
-      <w:r>
-        <w:rPr>
-          <w:lang w:val="pl-PL"/>
-        </w:rPr>
-        <w:t>SQLite</w:t>
-      </w:r>
-      <w:proofErr w:type="spellEnd"/>
-      <w:r>
-        <w:rPr>
-          <w:lang w:val="pl-PL"/>
-        </w:rPr>
-        <w:t>)</w:t>
+        <w:t>, migracje SQL (baza SQLite)</w:t>
       </w:r>
       <w:r>
         <w:rPr>
@@ -5363,7 +4772,7 @@
                     <pic:cNvPicPr/>
                   </pic:nvPicPr>
                   <pic:blipFill>
-                    <a:blip r:embed="rId15"/>
+                    <a:blip r:embed="rId23"/>
                     <a:stretch>
                       <a:fillRect/>
                     </a:stretch>
@@ -5410,7 +4819,7 @@
                     <pic:cNvPicPr/>
                   </pic:nvPicPr>
                   <pic:blipFill>
-                    <a:blip r:embed="rId16"/>
+                    <a:blip r:embed="rId24"/>
                     <a:stretch>
                       <a:fillRect/>
                     </a:stretch>
@@ -5458,7 +4867,7 @@
                     <pic:cNvPicPr/>
                   </pic:nvPicPr>
                   <pic:blipFill>
-                    <a:blip r:embed="rId17"/>
+                    <a:blip r:embed="rId25"/>
                     <a:stretch>
                       <a:fillRect/>
                     </a:stretch>
@@ -5505,7 +4914,7 @@
                     <pic:cNvPicPr/>
                   </pic:nvPicPr>
                   <pic:blipFill>
-                    <a:blip r:embed="rId18"/>
+                    <a:blip r:embed="rId26"/>
                     <a:stretch>
                       <a:fillRect/>
                     </a:stretch>
@@ -5530,21 +4939,8 @@
       <w:pPr>
         <w:pStyle w:val="Info"/>
       </w:pPr>
-      <w:proofErr w:type="spellStart"/>
-      <w:r>
-        <w:t>Hint</w:t>
-      </w:r>
-      <w:proofErr w:type="spellEnd"/>
-      <w:r>
-        <w:t xml:space="preserve">! Obsługę </w:t>
-      </w:r>
-      <w:proofErr w:type="spellStart"/>
-      <w:r>
-        <w:t>SQLite</w:t>
-      </w:r>
-      <w:proofErr w:type="spellEnd"/>
-      <w:r>
-        <w:t xml:space="preserve"> w JS można osiągnąć na wiele różnych sposobów. Ja wybrałem taki:</w:t>
+      <w:r>
+        <w:t>Hint! Obsługę SQLite w JS można osiągnąć na wiele różnych sposobów. Ja wybrałem taki:</w:t>
       </w:r>
     </w:p>
     <w:p>
@@ -5572,7 +4968,7 @@
                     <pic:cNvPicPr/>
                   </pic:nvPicPr>
                   <pic:blipFill>
-                    <a:blip r:embed="rId19"/>
+                    <a:blip r:embed="rId27"/>
                     <a:stretch>
                       <a:fillRect/>
                     </a:stretch>
@@ -5602,7 +4998,6 @@
         <w:rPr>
           <w:noProof/>
         </w:rPr>
-        <w:lastRenderedPageBreak/>
         <w:drawing>
           <wp:inline distT="0" distB="0" distL="0" distR="0" wp14:anchorId="7EAB9ADA" wp14:editId="3DEC66D7">
             <wp:extent cx="3464560" cy="1511152"/>
@@ -5619,7 +5014,7 @@
                     <pic:cNvPicPr/>
                   </pic:nvPicPr>
                   <pic:blipFill>
-                    <a:blip r:embed="rId20"/>
+                    <a:blip r:embed="rId28"/>
                     <a:stretch>
                       <a:fillRect/>
                     </a:stretch>
@@ -5693,7 +5088,7 @@
                     </pic:cNvPicPr>
                   </pic:nvPicPr>
                   <pic:blipFill>
-                    <a:blip r:embed="rId12">
+                    <a:blip r:embed="rId29">
                       <a:extLst>
                         <a:ext uri="{28A0092B-C50C-407E-A947-70E740481C1C}">
                           <a14:useLocalDpi xmlns:a14="http://schemas.microsoft.com/office/drawing/2010/main" val="0"/>
@@ -5771,7 +5166,7 @@
                     </pic:cNvPicPr>
                   </pic:nvPicPr>
                   <pic:blipFill>
-                    <a:blip r:embed="rId12">
+                    <a:blip r:embed="rId29">
                       <a:extLst>
                         <a:ext uri="{28A0092B-C50C-407E-A947-70E740481C1C}">
                           <a14:useLocalDpi xmlns:a14="http://schemas.microsoft.com/office/drawing/2010/main" val="0"/>
@@ -5854,7 +5249,7 @@
                     </pic:cNvPicPr>
                   </pic:nvPicPr>
                   <pic:blipFill>
-                    <a:blip r:embed="rId12">
+                    <a:blip r:embed="rId29">
                       <a:extLst>
                         <a:ext uri="{28A0092B-C50C-407E-A947-70E740481C1C}">
                           <a14:useLocalDpi xmlns:a14="http://schemas.microsoft.com/office/drawing/2010/main" val="0"/>
@@ -5888,7 +5283,7 @@
     </w:p>
     <w:tbl>
       <w:tblPr>
-        <w:tblStyle w:val="Tabela-Siatka"/>
+        <w:tblStyle w:val="TableGrid"/>
         <w:tblW w:w="5000" w:type="pct"/>
         <w:tblLook w:val="04A0" w:firstRow="1" w:lastRow="0" w:firstColumn="1" w:lastColumn="0" w:noHBand="0" w:noVBand="1"/>
       </w:tblPr>
@@ -6007,7 +5402,7 @@
                     </pic:cNvPicPr>
                   </pic:nvPicPr>
                   <pic:blipFill>
-                    <a:blip r:embed="rId12">
+                    <a:blip r:embed="rId29">
                       <a:extLst>
                         <a:ext uri="{28A0092B-C50C-407E-A947-70E740481C1C}">
                           <a14:useLocalDpi xmlns:a14="http://schemas.microsoft.com/office/drawing/2010/main" val="0"/>
@@ -6085,7 +5480,7 @@
                     </pic:cNvPicPr>
                   </pic:nvPicPr>
                   <pic:blipFill>
-                    <a:blip r:embed="rId12">
+                    <a:blip r:embed="rId29">
                       <a:extLst>
                         <a:ext uri="{28A0092B-C50C-407E-A947-70E740481C1C}">
                           <a14:useLocalDpi xmlns:a14="http://schemas.microsoft.com/office/drawing/2010/main" val="0"/>
@@ -6162,7 +5557,7 @@
                     </pic:cNvPicPr>
                   </pic:nvPicPr>
                   <pic:blipFill>
-                    <a:blip r:embed="rId12">
+                    <a:blip r:embed="rId29">
                       <a:extLst>
                         <a:ext uri="{28A0092B-C50C-407E-A947-70E740481C1C}">
                           <a14:useLocalDpi xmlns:a14="http://schemas.microsoft.com/office/drawing/2010/main" val="0"/>
@@ -6196,7 +5591,7 @@
     </w:p>
     <w:tbl>
       <w:tblPr>
-        <w:tblStyle w:val="Tabela-Siatka"/>
+        <w:tblStyle w:val="TableGrid"/>
         <w:tblW w:w="5000" w:type="pct"/>
         <w:tblLook w:val="04A0" w:firstRow="1" w:lastRow="0" w:firstColumn="1" w:lastColumn="0" w:noHBand="0" w:noVBand="1"/>
       </w:tblPr>
@@ -6308,7 +5703,7 @@
                     </pic:cNvPicPr>
                   </pic:nvPicPr>
                   <pic:blipFill>
-                    <a:blip r:embed="rId12">
+                    <a:blip r:embed="rId29">
                       <a:extLst>
                         <a:ext uri="{28A0092B-C50C-407E-A947-70E740481C1C}">
                           <a14:useLocalDpi xmlns:a14="http://schemas.microsoft.com/office/drawing/2010/main" val="0"/>
@@ -6386,7 +5781,7 @@
                     </pic:cNvPicPr>
                   </pic:nvPicPr>
                   <pic:blipFill>
-                    <a:blip r:embed="rId12">
+                    <a:blip r:embed="rId29">
                       <a:extLst>
                         <a:ext uri="{28A0092B-C50C-407E-A947-70E740481C1C}">
                           <a14:useLocalDpi xmlns:a14="http://schemas.microsoft.com/office/drawing/2010/main" val="0"/>
@@ -6463,7 +5858,7 @@
                     </pic:cNvPicPr>
                   </pic:nvPicPr>
                   <pic:blipFill>
-                    <a:blip r:embed="rId12">
+                    <a:blip r:embed="rId29">
                       <a:extLst>
                         <a:ext uri="{28A0092B-C50C-407E-A947-70E740481C1C}">
                           <a14:useLocalDpi xmlns:a14="http://schemas.microsoft.com/office/drawing/2010/main" val="0"/>
@@ -6497,7 +5892,7 @@
     </w:p>
     <w:tbl>
       <w:tblPr>
-        <w:tblStyle w:val="Tabela-Siatka"/>
+        <w:tblStyle w:val="TableGrid"/>
         <w:tblW w:w="5000" w:type="pct"/>
         <w:tblLook w:val="04A0" w:firstRow="1" w:lastRow="0" w:firstColumn="1" w:lastColumn="0" w:noHBand="0" w:noVBand="1"/>
       </w:tblPr>
@@ -6578,7 +5973,6 @@
         </w:rPr>
       </w:pPr>
       <w:r>
-        <w:lastRenderedPageBreak/>
         <w:t>Wstaw zrzut ekranu kodu routingu i handlera(ów) edycji modelu:</w:t>
       </w:r>
     </w:p>
@@ -6617,7 +6011,7 @@
                     </pic:cNvPicPr>
                   </pic:nvPicPr>
                   <pic:blipFill>
-                    <a:blip r:embed="rId12">
+                    <a:blip r:embed="rId29">
                       <a:extLst>
                         <a:ext uri="{28A0092B-C50C-407E-A947-70E740481C1C}">
                           <a14:useLocalDpi xmlns:a14="http://schemas.microsoft.com/office/drawing/2010/main" val="0"/>
@@ -6660,6 +6054,7 @@
         <w:pStyle w:val="Zadanie"/>
       </w:pPr>
       <w:r>
+        <w:lastRenderedPageBreak/>
         <w:t>Wstaw zrzut ekranu kodu szablonu EJS edycji:</w:t>
       </w:r>
     </w:p>
@@ -6695,7 +6090,7 @@
                     </pic:cNvPicPr>
                   </pic:nvPicPr>
                   <pic:blipFill>
-                    <a:blip r:embed="rId12">
+                    <a:blip r:embed="rId29">
                       <a:extLst>
                         <a:ext uri="{28A0092B-C50C-407E-A947-70E740481C1C}">
                           <a14:useLocalDpi xmlns:a14="http://schemas.microsoft.com/office/drawing/2010/main" val="0"/>
@@ -6772,7 +6167,7 @@
                     </pic:cNvPicPr>
                   </pic:nvPicPr>
                   <pic:blipFill>
-                    <a:blip r:embed="rId12">
+                    <a:blip r:embed="rId29">
                       <a:extLst>
                         <a:ext uri="{28A0092B-C50C-407E-A947-70E740481C1C}">
                           <a14:useLocalDpi xmlns:a14="http://schemas.microsoft.com/office/drawing/2010/main" val="0"/>
@@ -6806,7 +6201,7 @@
     </w:p>
     <w:tbl>
       <w:tblPr>
-        <w:tblStyle w:val="Tabela-Siatka"/>
+        <w:tblStyle w:val="TableGrid"/>
         <w:tblW w:w="5000" w:type="pct"/>
         <w:tblLook w:val="04A0" w:firstRow="1" w:lastRow="0" w:firstColumn="1" w:lastColumn="0" w:noHBand="0" w:noVBand="1"/>
       </w:tblPr>
@@ -6918,7 +6313,7 @@
                     </pic:cNvPicPr>
                   </pic:nvPicPr>
                   <pic:blipFill>
-                    <a:blip r:embed="rId12">
+                    <a:blip r:embed="rId29">
                       <a:extLst>
                         <a:ext uri="{28A0092B-C50C-407E-A947-70E740481C1C}">
                           <a14:useLocalDpi xmlns:a14="http://schemas.microsoft.com/office/drawing/2010/main" val="0"/>
@@ -6995,7 +6390,7 @@
                     </pic:cNvPicPr>
                   </pic:nvPicPr>
                   <pic:blipFill>
-                    <a:blip r:embed="rId12">
+                    <a:blip r:embed="rId29">
                       <a:extLst>
                         <a:ext uri="{28A0092B-C50C-407E-A947-70E740481C1C}">
                           <a14:useLocalDpi xmlns:a14="http://schemas.microsoft.com/office/drawing/2010/main" val="0"/>
@@ -7029,7 +6424,7 @@
     </w:p>
     <w:tbl>
       <w:tblPr>
-        <w:tblStyle w:val="Tabela-Siatka"/>
+        <w:tblStyle w:val="TableGrid"/>
         <w:tblW w:w="5000" w:type="pct"/>
         <w:tblLook w:val="04A0" w:firstRow="1" w:lastRow="0" w:firstColumn="1" w:lastColumn="0" w:noHBand="0" w:noVBand="1"/>
       </w:tblPr>
@@ -7104,27 +6499,18 @@
     </w:p>
     <w:p>
       <w:pPr>
-        <w:pStyle w:val="Nagwek1"/>
+        <w:pStyle w:val="Heading1"/>
         <w:rPr>
           <w:lang w:val="pl-PL"/>
         </w:rPr>
       </w:pPr>
       <w:bookmarkStart w:id="13" w:name="_Toc146283472"/>
       <w:bookmarkStart w:id="14" w:name="_Toc229606239"/>
-      <w:proofErr w:type="spellStart"/>
-      <w:r>
-        <w:rPr>
-          <w:lang w:val="pl-PL"/>
-        </w:rPr>
-        <w:lastRenderedPageBreak/>
-        <w:t>Commit</w:t>
-      </w:r>
-      <w:proofErr w:type="spellEnd"/>
-      <w:r>
-        <w:rPr>
-          <w:lang w:val="pl-PL"/>
-        </w:rPr>
-        <w:t xml:space="preserve"> projektu do GIT</w:t>
+      <w:r>
+        <w:rPr>
+          <w:lang w:val="pl-PL"/>
+        </w:rPr>
+        <w:t>Commit projektu do GIT</w:t>
       </w:r>
       <w:bookmarkEnd w:id="13"/>
       <w:bookmarkEnd w:id="14"/>
@@ -7135,28 +6521,24 @@
           <w:lang w:val="pl-PL"/>
         </w:rPr>
       </w:pPr>
-      <w:proofErr w:type="spellStart"/>
-      <w:r>
-        <w:rPr>
-          <w:lang w:val="pl-PL"/>
-        </w:rPr>
-        <w:t>Zacommituj</w:t>
-      </w:r>
-      <w:proofErr w:type="spellEnd"/>
-      <w:r>
-        <w:rPr>
-          <w:lang w:val="pl-PL"/>
-        </w:rPr>
-        <w:t xml:space="preserve"> i </w:t>
-      </w:r>
-      <w:proofErr w:type="spellStart"/>
-      <w:r>
-        <w:rPr>
-          <w:lang w:val="pl-PL"/>
-        </w:rPr>
-        <w:t>pushnij</w:t>
-      </w:r>
-      <w:proofErr w:type="spellEnd"/>
+      <w:r>
+        <w:rPr>
+          <w:lang w:val="pl-PL"/>
+        </w:rPr>
+        <w:t xml:space="preserve">Zacommituj i pushnij </w:t>
+      </w:r>
+      <w:r>
+        <w:rPr>
+          <w:lang w:val="pl-PL"/>
+        </w:rPr>
+        <w:t xml:space="preserve">swoje rozwiązanie do </w:t>
+      </w:r>
+      <w:r>
+        <w:rPr>
+          <w:lang w:val="pl-PL"/>
+        </w:rPr>
+        <w:t>swojego</w:t>
+      </w:r>
       <w:r>
         <w:rPr>
           <w:lang w:val="pl-PL"/>
@@ -7167,24 +6549,6 @@
         <w:rPr>
           <w:lang w:val="pl-PL"/>
         </w:rPr>
-        <w:t xml:space="preserve">swoje rozwiązanie do </w:t>
-      </w:r>
-      <w:r>
-        <w:rPr>
-          <w:lang w:val="pl-PL"/>
-        </w:rPr>
-        <w:t>swojego</w:t>
-      </w:r>
-      <w:r>
-        <w:rPr>
-          <w:lang w:val="pl-PL"/>
-        </w:rPr>
-        <w:t xml:space="preserve"> </w:t>
-      </w:r>
-      <w:r>
-        <w:rPr>
-          <w:lang w:val="pl-PL"/>
-        </w:rPr>
         <w:t>r</w:t>
       </w:r>
       <w:r>
@@ -7218,6 +6582,7 @@
         <w:pStyle w:val="Zadanie"/>
       </w:pPr>
       <w:r>
+        <w:lastRenderedPageBreak/>
         <w:t>Podaj link do swojego repozytorium:</w:t>
       </w:r>
     </w:p>
@@ -7231,21 +6596,12 @@
         <w:pStyle w:val="Zadanie"/>
       </w:pPr>
       <w:r>
-        <w:t xml:space="preserve">…link, np. </w:t>
-      </w:r>
-      <w:r>
-        <w:t>https://github.com/</w:t>
-      </w:r>
-      <w:r>
-        <w:t xml:space="preserve">.../... </w:t>
-      </w:r>
-      <w:r>
-        <w:t>…</w:t>
-      </w:r>
-    </w:p>
-    <w:p>
-      <w:pPr>
-        <w:pStyle w:val="Nagwek1"/>
+        <w:t>https://github.com/AG1F57T/ag1f57t.github.io/tree/main/LAB_I</w:t>
+      </w:r>
+    </w:p>
+    <w:p>
+      <w:pPr>
+        <w:pStyle w:val="Heading1"/>
         <w:rPr>
           <w:lang w:val="pl-PL"/>
         </w:rPr>
@@ -7337,9 +6693,9 @@
       </w:r>
     </w:p>
     <w:sectPr>
-      <w:headerReference w:type="default" r:id="rId21"/>
-      <w:footerReference w:type="default" r:id="rId22"/>
-      <w:footerReference w:type="first" r:id="rId23"/>
+      <w:headerReference w:type="default" r:id="rId30"/>
+      <w:footerReference w:type="default" r:id="rId31"/>
+      <w:footerReference w:type="first" r:id="rId32"/>
       <w:pgSz w:w="11906" w:h="16838"/>
       <w:pgMar w:top="720" w:right="720" w:bottom="720" w:left="720" w:header="708" w:footer="708" w:gutter="0"/>
       <w:cols w:space="708"/>
@@ -7385,7 +6741,6 @@
         <w:docPartUnique/>
       </w:docPartObj>
     </w:sdtPr>
-    <w:sdtEndPr/>
     <w:sdtContent>
       <w:sdt>
         <w:sdtPr>
@@ -7395,11 +6750,10 @@
             <w:docPartUnique/>
           </w:docPartObj>
         </w:sdtPr>
-        <w:sdtEndPr/>
         <w:sdtContent>
           <w:p>
             <w:pPr>
-              <w:pStyle w:val="Stopka"/>
+              <w:pStyle w:val="Footer"/>
               <w:jc w:val="right"/>
             </w:pPr>
             <w:r>
@@ -7505,7 +6859,7 @@
   </w:sdt>
   <w:p>
     <w:pPr>
-      <w:pStyle w:val="Stopka"/>
+      <w:pStyle w:val="Footer"/>
     </w:pPr>
   </w:p>
 </w:ftr>
@@ -7521,7 +6875,6 @@
         <w:docPartUnique/>
       </w:docPartObj>
     </w:sdtPr>
-    <w:sdtEndPr/>
     <w:sdtContent>
       <w:sdt>
         <w:sdtPr>
@@ -7531,11 +6884,10 @@
             <w:docPartUnique/>
           </w:docPartObj>
         </w:sdtPr>
-        <w:sdtEndPr/>
         <w:sdtContent>
           <w:p>
             <w:pPr>
-              <w:pStyle w:val="Stopka"/>
+              <w:pStyle w:val="Footer"/>
               <w:jc w:val="right"/>
             </w:pPr>
             <w:r>
@@ -7641,7 +6993,7 @@
   </w:sdt>
   <w:p>
     <w:pPr>
-      <w:pStyle w:val="Stopka"/>
+      <w:pStyle w:val="Footer"/>
     </w:pPr>
   </w:p>
 </w:ftr>
@@ -7676,7 +7028,7 @@
 <w:hdr xmlns:wpc="http://schemas.microsoft.com/office/word/2010/wordprocessingCanvas" xmlns:cx="http://schemas.microsoft.com/office/drawing/2014/chartex" xmlns:cx1="http://schemas.microsoft.com/office/drawing/2015/9/8/chartex" xmlns:cx2="http://schemas.microsoft.com/office/drawing/2015/10/21/chartex" xmlns:cx3="http://schemas.microsoft.com/office/drawing/2016/5/9/chartex" xmlns:cx4="http://schemas.microsoft.com/office/drawing/2016/5/10/chartex" xmlns:cx5="http://schemas.microsoft.com/office/drawing/2016/5/11/chartex" xmlns:cx6="http://schemas.microsoft.com/office/drawing/2016/5/12/chartex" xmlns:cx7="http://schemas.microsoft.com/office/drawing/2016/5/13/chartex" xmlns:cx8="http://schemas.microsoft.com/office/drawing/2016/5/14/chartex" xmlns:mc="http://schemas.openxmlformats.org/markup-compatibility/2006" xmlns:aink="http://schemas.microsoft.com/office/drawing/2016/ink" xmlns:am3d="http://schemas.microsoft.com/office/drawing/2017/model3d" xmlns:o="urn:schemas-microsoft-com:office:office" xmlns:oel="http://schemas.microsoft.com/office/2019/extlst" xmlns:r="http://schemas.openxmlformats.org/officeDocument/2006/relationships" xmlns:m="http://schemas.openxmlformats.org/officeDocument/2006/math" xmlns:v="urn:schemas-microsoft-com:vml" xmlns:wp14="http://schemas.microsoft.com/office/word/2010/wordprocessingDrawing" xmlns:wp="http://schemas.openxmlformats.org/drawingml/2006/wordprocessingDrawing" xmlns:w10="urn:schemas-microsoft-com:office:word" xmlns:w="http://schemas.openxmlformats.org/wordprocessingml/2006/main" xmlns:w14="http://schemas.microsoft.com/office/word/2010/wordml" xmlns:w15="http://schemas.microsoft.com/office/word/2012/wordml" xmlns:w16cex="http://schemas.microsoft.com/office/word/2018/wordml/cex" xmlns:w16cid="http://schemas.microsoft.com/office/word/2016/wordml/cid" xmlns:w16="http://schemas.microsoft.com/office/word/2018/wordml" xmlns:w16du="http://schemas.microsoft.com/office/word/2023/wordml/word16du" xmlns:w16sdtdh="http://schemas.microsoft.com/office/word/2020/wordml/sdtdatahash" xmlns:w16sdtfl="http://schemas.microsoft.com/office/word/2024/wordml/sdtformatlock" xmlns:w16se="http://schemas.microsoft.com/office/word/2015/wordml/symex" xmlns:wpg="http://schemas.microsoft.com/office/word/2010/wordprocessingGroup" xmlns:wpi="http://schemas.microsoft.com/office/word/2010/wordprocessingInk" xmlns:wne="http://schemas.microsoft.com/office/word/2006/wordml" xmlns:wps="http://schemas.microsoft.com/office/word/2010/wordprocessingShape" mc:Ignorable="w14 w15 w16se w16cid w16 w16cex w16sdtdh w16sdtfl w16du wp14">
   <w:p>
     <w:pPr>
-      <w:pStyle w:val="Nagwek"/>
+      <w:pStyle w:val="Header"/>
       <w:rPr>
         <w:lang w:val="pl-PL"/>
       </w:rPr>
@@ -7748,52 +7100,16 @@
       <w:t xml:space="preserve"> </w:t>
     </w:r>
     <w:r>
-      <w:fldChar w:fldCharType="begin"/>
+      <w:rPr>
+        <w:lang w:val="pl-PL"/>
+      </w:rPr>
+      <w:t>Kucharczyk Wo</w:t>
     </w:r>
     <w:r>
       <w:rPr>
         <w:lang w:val="pl-PL"/>
       </w:rPr>
-      <w:instrText xml:space="preserve"> DOCPROPERTY  Nazwisko  \* MERGEFORMAT </w:instrText>
-    </w:r>
-    <w:r>
-      <w:fldChar w:fldCharType="separate"/>
-    </w:r>
-    <w:r>
-      <w:rPr>
-        <w:lang w:val="pl-PL"/>
-      </w:rPr>
-      <w:t>Nazwisko</w:t>
-    </w:r>
-    <w:r>
-      <w:fldChar w:fldCharType="end"/>
-    </w:r>
-    <w:r>
-      <w:rPr>
-        <w:lang w:val="pl-PL"/>
-      </w:rPr>
-      <w:t xml:space="preserve"> </w:t>
-    </w:r>
-    <w:r>
-      <w:fldChar w:fldCharType="begin"/>
-    </w:r>
-    <w:r>
-      <w:rPr>
-        <w:lang w:val="pl-PL"/>
-      </w:rPr>
-      <w:instrText xml:space="preserve"> DOCPROPERTY  Imie  \* MERGEFORMAT </w:instrText>
-    </w:r>
-    <w:r>
-      <w:fldChar w:fldCharType="separate"/>
-    </w:r>
-    <w:r>
-      <w:rPr>
-        <w:lang w:val="pl-PL"/>
-      </w:rPr>
-      <w:t>Imię</w:t>
-    </w:r>
-    <w:r>
-      <w:fldChar w:fldCharType="end"/>
+      <w:t>jciech</w:t>
     </w:r>
     <w:r>
       <w:rPr>
@@ -10330,16 +9646,16 @@
     <w:lsdException w:name="Unresolved Mention" w:semiHidden="1" w:unhideWhenUsed="1"/>
     <w:lsdException w:name="Smart Link" w:semiHidden="1" w:unhideWhenUsed="1"/>
   </w:latentStyles>
-  <w:style w:type="paragraph" w:default="1" w:styleId="Normalny">
+  <w:style w:type="paragraph" w:default="1" w:styleId="Normal">
     <w:name w:val="Normal"/>
     <w:qFormat/>
     <w:rsid w:val="009B0D7E"/>
   </w:style>
-  <w:style w:type="paragraph" w:styleId="Nagwek1">
+  <w:style w:type="paragraph" w:styleId="Heading1">
     <w:name w:val="heading 1"/>
-    <w:basedOn w:val="Normalny"/>
-    <w:next w:val="Normalny"/>
-    <w:link w:val="Nagwek1Znak"/>
+    <w:basedOn w:val="Normal"/>
+    <w:next w:val="Normal"/>
+    <w:link w:val="Heading1Char"/>
     <w:uiPriority w:val="9"/>
     <w:qFormat/>
     <w:rsid w:val="003B2421"/>
@@ -10357,13 +9673,12 @@
       <w:szCs w:val="32"/>
     </w:rPr>
   </w:style>
-  <w:style w:type="character" w:default="1" w:styleId="Domylnaczcionkaakapitu">
+  <w:style w:type="character" w:default="1" w:styleId="DefaultParagraphFont">
     <w:name w:val="Default Paragraph Font"/>
     <w:uiPriority w:val="1"/>
-    <w:semiHidden/>
     <w:unhideWhenUsed/>
   </w:style>
-  <w:style w:type="table" w:default="1" w:styleId="Standardowy">
+  <w:style w:type="table" w:default="1" w:styleId="TableNormal">
     <w:name w:val="Normal Table"/>
     <w:uiPriority w:val="99"/>
     <w:semiHidden/>
@@ -10378,15 +9693,15 @@
       </w:tblCellMar>
     </w:tblPr>
   </w:style>
-  <w:style w:type="numbering" w:default="1" w:styleId="Bezlisty">
+  <w:style w:type="numbering" w:default="1" w:styleId="NoList">
     <w:name w:val="No List"/>
     <w:uiPriority w:val="99"/>
     <w:semiHidden/>
     <w:unhideWhenUsed/>
   </w:style>
-  <w:style w:type="table" w:styleId="Tabela-Siatka">
+  <w:style w:type="table" w:styleId="TableGrid">
     <w:name w:val="Table Grid"/>
-    <w:basedOn w:val="Standardowy"/>
+    <w:basedOn w:val="TableNormal"/>
     <w:uiPriority w:val="39"/>
     <w:rsid w:val="0026064A"/>
     <w:pPr>
@@ -10403,10 +9718,10 @@
       </w:tblBorders>
     </w:tblPr>
   </w:style>
-  <w:style w:type="paragraph" w:styleId="Nagwek">
+  <w:style w:type="paragraph" w:styleId="Header">
     <w:name w:val="header"/>
-    <w:basedOn w:val="Normalny"/>
-    <w:link w:val="NagwekZnak"/>
+    <w:basedOn w:val="Normal"/>
+    <w:link w:val="HeaderChar"/>
     <w:uiPriority w:val="99"/>
     <w:unhideWhenUsed/>
     <w:rsid w:val="00CA53ED"/>
@@ -10418,17 +9733,17 @@
       <w:spacing w:after="0" w:line="240" w:lineRule="auto"/>
     </w:pPr>
   </w:style>
-  <w:style w:type="character" w:customStyle="1" w:styleId="NagwekZnak">
-    <w:name w:val="Nagłówek Znak"/>
-    <w:basedOn w:val="Domylnaczcionkaakapitu"/>
-    <w:link w:val="Nagwek"/>
+  <w:style w:type="character" w:customStyle="1" w:styleId="HeaderChar">
+    <w:name w:val="Header Char"/>
+    <w:basedOn w:val="DefaultParagraphFont"/>
+    <w:link w:val="Header"/>
     <w:uiPriority w:val="99"/>
     <w:rsid w:val="00CA53ED"/>
   </w:style>
-  <w:style w:type="paragraph" w:styleId="Stopka">
+  <w:style w:type="paragraph" w:styleId="Footer">
     <w:name w:val="footer"/>
-    <w:basedOn w:val="Normalny"/>
-    <w:link w:val="StopkaZnak"/>
+    <w:basedOn w:val="Normal"/>
+    <w:link w:val="FooterChar"/>
     <w:uiPriority w:val="99"/>
     <w:unhideWhenUsed/>
     <w:rsid w:val="00CA53ED"/>
@@ -10440,17 +9755,17 @@
       <w:spacing w:after="0" w:line="240" w:lineRule="auto"/>
     </w:pPr>
   </w:style>
-  <w:style w:type="character" w:customStyle="1" w:styleId="StopkaZnak">
-    <w:name w:val="Stopka Znak"/>
-    <w:basedOn w:val="Domylnaczcionkaakapitu"/>
-    <w:link w:val="Stopka"/>
+  <w:style w:type="character" w:customStyle="1" w:styleId="FooterChar">
+    <w:name w:val="Footer Char"/>
+    <w:basedOn w:val="DefaultParagraphFont"/>
+    <w:link w:val="Footer"/>
     <w:uiPriority w:val="99"/>
     <w:rsid w:val="00CA53ED"/>
   </w:style>
-  <w:style w:type="character" w:customStyle="1" w:styleId="Nagwek1Znak">
-    <w:name w:val="Nagłówek 1 Znak"/>
-    <w:basedOn w:val="Domylnaczcionkaakapitu"/>
-    <w:link w:val="Nagwek1"/>
+  <w:style w:type="character" w:customStyle="1" w:styleId="Heading1Char">
+    <w:name w:val="Heading 1 Char"/>
+    <w:basedOn w:val="DefaultParagraphFont"/>
+    <w:link w:val="Heading1"/>
     <w:uiPriority w:val="9"/>
     <w:rsid w:val="003B2421"/>
     <w:rPr>
@@ -10461,10 +9776,10 @@
       <w:szCs w:val="32"/>
     </w:rPr>
   </w:style>
-  <w:style w:type="paragraph" w:styleId="Spistreci1">
+  <w:style w:type="paragraph" w:styleId="TOC1">
     <w:name w:val="toc 1"/>
-    <w:basedOn w:val="Normalny"/>
-    <w:next w:val="Normalny"/>
+    <w:basedOn w:val="Normal"/>
+    <w:next w:val="Normal"/>
     <w:autoRedefine/>
     <w:uiPriority w:val="39"/>
     <w:unhideWhenUsed/>
@@ -10473,9 +9788,9 @@
       <w:spacing w:after="100"/>
     </w:pPr>
   </w:style>
-  <w:style w:type="character" w:styleId="Hipercze">
+  <w:style w:type="character" w:styleId="Hyperlink">
     <w:name w:val="Hyperlink"/>
-    <w:basedOn w:val="Domylnaczcionkaakapitu"/>
+    <w:basedOn w:val="DefaultParagraphFont"/>
     <w:uiPriority w:val="99"/>
     <w:unhideWhenUsed/>
     <w:rsid w:val="0082436E"/>
@@ -10484,11 +9799,11 @@
       <w:u w:val="single"/>
     </w:rPr>
   </w:style>
-  <w:style w:type="paragraph" w:styleId="Tytu">
+  <w:style w:type="paragraph" w:styleId="Title">
     <w:name w:val="Title"/>
-    <w:basedOn w:val="Normalny"/>
-    <w:next w:val="Normalny"/>
-    <w:link w:val="TytuZnak"/>
+    <w:basedOn w:val="Normal"/>
+    <w:next w:val="Normal"/>
+    <w:link w:val="TitleChar"/>
     <w:uiPriority w:val="10"/>
     <w:qFormat/>
     <w:rsid w:val="003B2421"/>
@@ -10511,10 +9826,10 @@
       <w:szCs w:val="56"/>
     </w:rPr>
   </w:style>
-  <w:style w:type="character" w:customStyle="1" w:styleId="TytuZnak">
-    <w:name w:val="Tytuł Znak"/>
-    <w:basedOn w:val="Domylnaczcionkaakapitu"/>
-    <w:link w:val="Tytu"/>
+  <w:style w:type="character" w:customStyle="1" w:styleId="TitleChar">
+    <w:name w:val="Title Char"/>
+    <w:basedOn w:val="DefaultParagraphFont"/>
+    <w:link w:val="Title"/>
     <w:uiPriority w:val="10"/>
     <w:rsid w:val="003B2421"/>
     <w:rPr>
@@ -10527,9 +9842,9 @@
       <w:szCs w:val="56"/>
     </w:rPr>
   </w:style>
-  <w:style w:type="paragraph" w:styleId="Akapitzlist">
+  <w:style w:type="paragraph" w:styleId="ListParagraph">
     <w:name w:val="List Paragraph"/>
-    <w:basedOn w:val="Normalny"/>
+    <w:basedOn w:val="Normal"/>
     <w:uiPriority w:val="34"/>
     <w:qFormat/>
     <w:rsid w:val="00ED2828"/>
@@ -10538,9 +9853,9 @@
       <w:contextualSpacing/>
     </w:pPr>
   </w:style>
-  <w:style w:type="character" w:styleId="Nierozpoznanawzmianka">
+  <w:style w:type="character" w:styleId="UnresolvedMention">
     <w:name w:val="Unresolved Mention"/>
-    <w:basedOn w:val="Domylnaczcionkaakapitu"/>
+    <w:basedOn w:val="DefaultParagraphFont"/>
     <w:uiPriority w:val="99"/>
     <w:semiHidden/>
     <w:unhideWhenUsed/>
@@ -10550,9 +9865,9 @@
       <w:shd w:val="clear" w:color="auto" w:fill="E1DFDD"/>
     </w:rPr>
   </w:style>
-  <w:style w:type="character" w:styleId="UyteHipercze">
+  <w:style w:type="character" w:styleId="FollowedHyperlink">
     <w:name w:val="FollowedHyperlink"/>
-    <w:basedOn w:val="Domylnaczcionkaakapitu"/>
+    <w:basedOn w:val="DefaultParagraphFont"/>
     <w:uiPriority w:val="99"/>
     <w:semiHidden/>
     <w:unhideWhenUsed/>
@@ -10564,7 +9879,7 @@
   </w:style>
   <w:style w:type="character" w:customStyle="1" w:styleId="inline-code">
     <w:name w:val="inline-code"/>
-    <w:basedOn w:val="Domylnaczcionkaakapitu"/>
+    <w:basedOn w:val="DefaultParagraphFont"/>
     <w:uiPriority w:val="1"/>
     <w:qFormat/>
     <w:rsid w:val="004D5644"/>
@@ -10577,8 +9892,8 @@
   </w:style>
   <w:style w:type="paragraph" w:customStyle="1" w:styleId="block-code">
     <w:name w:val="block-code"/>
-    <w:basedOn w:val="Normalny"/>
-    <w:next w:val="Normalny"/>
+    <w:basedOn w:val="Normal"/>
+    <w:next w:val="Normal"/>
     <w:qFormat/>
     <w:rsid w:val="00833B46"/>
     <w:pPr>
@@ -10598,7 +9913,7 @@
   </w:style>
   <w:style w:type="paragraph" w:customStyle="1" w:styleId="Zadanie">
     <w:name w:val="Zadanie"/>
-    <w:basedOn w:val="Normalny"/>
+    <w:basedOn w:val="Normal"/>
     <w:qFormat/>
     <w:rsid w:val="00A65DF8"/>
     <w:pPr>
@@ -10616,8 +9931,8 @@
   </w:style>
   <w:style w:type="paragraph" w:customStyle="1" w:styleId="PunktyTabela">
     <w:name w:val="PunktyTabela"/>
-    <w:basedOn w:val="Normalny"/>
-    <w:next w:val="Normalny"/>
+    <w:basedOn w:val="Normal"/>
+    <w:next w:val="Normal"/>
     <w:qFormat/>
     <w:rsid w:val="00A65DF8"/>
     <w:pPr>
@@ -10629,8 +9944,8 @@
   </w:style>
   <w:style w:type="paragraph" w:customStyle="1" w:styleId="Info">
     <w:name w:val="Info"/>
-    <w:basedOn w:val="Normalny"/>
-    <w:next w:val="Normalny"/>
+    <w:basedOn w:val="Normal"/>
+    <w:next w:val="Normal"/>
     <w:qFormat/>
     <w:rsid w:val="00C50C7A"/>
     <w:pPr>
@@ -10950,6 +10265,23 @@
 </file>
 
 <file path=customXml/item2.xml><?xml version="1.0" encoding="utf-8"?>
+<p:properties xmlns:p="http://schemas.microsoft.com/office/2006/metadata/properties" xmlns:xsi="http://www.w3.org/2001/XMLSchema-instance" xmlns:pc="http://schemas.microsoft.com/office/infopath/2007/PartnerControls">
+  <documentManagement>
+    <ReferenceId xmlns="d273110a-81db-443e-af4c-1cd78072fe43" xsi:nil="true"/>
+  </documentManagement>
+</p:properties>
+</file>
+
+<file path=customXml/item3.xml><?xml version="1.0" encoding="utf-8"?>
+<?mso-contentType ?>
+<FormTemplates xmlns="http://schemas.microsoft.com/sharepoint/v3/contenttype/forms">
+  <Display>DocumentLibraryForm</Display>
+  <Edit>DocumentLibraryForm</Edit>
+  <New>DocumentLibraryForm</New>
+</FormTemplates>
+</file>
+
+<file path=customXml/item4.xml><?xml version="1.0" encoding="utf-8"?>
 <ct:contentTypeSchema xmlns:ct="http://schemas.microsoft.com/office/2006/metadata/contentType" xmlns:ma="http://schemas.microsoft.com/office/2006/metadata/properties/metaAttributes" ct:_="" ma:_="" ma:contentTypeName="Dokument" ma:contentTypeID="0x010100E753AF84DA5BA640B536122AE8C012B2" ma:contentTypeVersion="4" ma:contentTypeDescription="Utwórz nowy dokument." ma:contentTypeScope="" ma:versionID="314f28492bc0c0241229225c9a4755a4">
   <xsd:schema xmlns:xsd="http://www.w3.org/2001/XMLSchema" xmlns:xs="http://www.w3.org/2001/XMLSchema" xmlns:p="http://schemas.microsoft.com/office/2006/metadata/properties" xmlns:ns2="d273110a-81db-443e-af4c-1cd78072fe43" targetNamespace="http://schemas.microsoft.com/office/2006/metadata/properties" ma:root="true" ma:fieldsID="b4efe9c88938492fee62ad8cfc71e840" ns2:_="">
     <xsd:import namespace="d273110a-81db-443e-af4c-1cd78072fe43"/>
@@ -11093,23 +10425,6 @@
 </ct:contentTypeSchema>
 </file>
 
-<file path=customXml/item3.xml><?xml version="1.0" encoding="utf-8"?>
-<?mso-contentType ?>
-<FormTemplates xmlns="http://schemas.microsoft.com/sharepoint/v3/contenttype/forms">
-  <Display>DocumentLibraryForm</Display>
-  <Edit>DocumentLibraryForm</Edit>
-  <New>DocumentLibraryForm</New>
-</FormTemplates>
-</file>
-
-<file path=customXml/item4.xml><?xml version="1.0" encoding="utf-8"?>
-<p:properties xmlns:p="http://schemas.microsoft.com/office/2006/metadata/properties" xmlns:xsi="http://www.w3.org/2001/XMLSchema-instance" xmlns:pc="http://schemas.microsoft.com/office/infopath/2007/PartnerControls">
-  <documentManagement>
-    <ReferenceId xmlns="d273110a-81db-443e-af4c-1cd78072fe43" xsi:nil="true"/>
-  </documentManagement>
-</p:properties>
-</file>
-
 <file path=customXml/itemProps1.xml><?xml version="1.0" encoding="utf-8"?>
 <ds:datastoreItem xmlns:ds="http://schemas.openxmlformats.org/officeDocument/2006/customXml" ds:itemID="{7D0AD95B-5C2D-47ED-95C0-987634CE19FD}">
   <ds:schemaRefs>
@@ -11119,13 +10434,37 @@
 </file>
 
 <file path=customXml/itemProps2.xml><?xml version="1.0" encoding="utf-8"?>
-<ds:datastoreItem xmlns:ds="http://schemas.openxmlformats.org/officeDocument/2006/customXml" ds:itemID="{19242A13-0687-47C0-A027-91245E80B55D}"/>
+<ds:datastoreItem xmlns:ds="http://schemas.openxmlformats.org/officeDocument/2006/customXml" ds:itemID="{4A7B7E5B-53BA-49F1-A04B-DC73E6AE240B}">
+  <ds:schemaRefs>
+    <ds:schemaRef ds:uri="http://schemas.microsoft.com/office/2006/metadata/properties"/>
+    <ds:schemaRef ds:uri="http://schemas.microsoft.com/office/infopath/2007/PartnerControls"/>
+    <ds:schemaRef ds:uri="d273110a-81db-443e-af4c-1cd78072fe43"/>
+  </ds:schemaRefs>
+</ds:datastoreItem>
 </file>
 
 <file path=customXml/itemProps3.xml><?xml version="1.0" encoding="utf-8"?>
-<ds:datastoreItem xmlns:ds="http://schemas.openxmlformats.org/officeDocument/2006/customXml" ds:itemID="{8A6394C6-90F9-43D6-89A5-48A3EBE9AED1}"/>
+<ds:datastoreItem xmlns:ds="http://schemas.openxmlformats.org/officeDocument/2006/customXml" ds:itemID="{8A6394C6-90F9-43D6-89A5-48A3EBE9AED1}">
+  <ds:schemaRefs>
+    <ds:schemaRef ds:uri="http://schemas.microsoft.com/sharepoint/v3/contenttype/forms"/>
+  </ds:schemaRefs>
+</ds:datastoreItem>
 </file>
 
 <file path=customXml/itemProps4.xml><?xml version="1.0" encoding="utf-8"?>
-<ds:datastoreItem xmlns:ds="http://schemas.openxmlformats.org/officeDocument/2006/customXml" ds:itemID="{4A7B7E5B-53BA-49F1-A04B-DC73E6AE240B}"/>
+<ds:datastoreItem xmlns:ds="http://schemas.openxmlformats.org/officeDocument/2006/customXml" ds:itemID="{19242A13-0687-47C0-A027-91245E80B55D}">
+  <ds:schemaRefs>
+    <ds:schemaRef ds:uri="http://schemas.microsoft.com/office/2006/metadata/contentType"/>
+    <ds:schemaRef ds:uri="http://schemas.microsoft.com/office/2006/metadata/properties/metaAttributes"/>
+    <ds:schemaRef ds:uri="http://www.w3.org/2001/XMLSchema"/>
+    <ds:schemaRef ds:uri="http://schemas.microsoft.com/office/2006/metadata/properties"/>
+    <ds:schemaRef ds:uri="d273110a-81db-443e-af4c-1cd78072fe43"/>
+    <ds:schemaRef ds:uri="http://schemas.microsoft.com/office/2006/documentManagement/types"/>
+    <ds:schemaRef ds:uri="http://schemas.microsoft.com/office/infopath/2007/PartnerControls"/>
+    <ds:schemaRef ds:uri="http://schemas.openxmlformats.org/package/2006/metadata/core-properties"/>
+    <ds:schemaRef ds:uri="http://purl.org/dc/elements/1.1/"/>
+    <ds:schemaRef ds:uri="http://purl.org/dc/terms/"/>
+    <ds:schemaRef ds:uri="http://schemas.microsoft.com/internal/obd"/>
+  </ds:schemaRefs>
+</ds:datastoreItem>
 </file>